--- a/TS-Kramam/TS-4.1/TS 4.1 Malayalam Krama Paatam Corrections.docx
+++ b/TS-Kramam/TS-4.1/TS 4.1 Malayalam Krama Paatam Corrections.docx
@@ -81,7 +81,18 @@
           <w:szCs w:val="32"/>
           <w:u w:val="single"/>
         </w:rPr>
-        <w:t xml:space="preserve">Observed till </w:t>
+        <w:t xml:space="preserve">Observed </w:t>
+      </w:r>
+      <w:proofErr w:type="gramStart"/>
+      <w:r>
+        <w:rPr>
+          <w:b/>
+          <w:bCs/>
+          <w:sz w:val="32"/>
+          <w:szCs w:val="32"/>
+          <w:u w:val="single"/>
+        </w:rPr>
+        <w:t xml:space="preserve">till </w:t>
       </w:r>
       <w:r>
         <w:rPr>
@@ -94,6 +105,7 @@
         </w:rPr>
         <w:t>????</w:t>
       </w:r>
+      <w:proofErr w:type="gramEnd"/>
     </w:p>
     <w:p>
       <w:pPr>
@@ -127,7 +139,8 @@
         <w:tblLook w:val="04A0" w:firstRow="1" w:lastRow="0" w:firstColumn="1" w:lastColumn="0" w:noHBand="0" w:noVBand="1"/>
       </w:tblPr>
       <w:tblGrid>
-        <w:gridCol w:w="3999"/>
+        <w:gridCol w:w="29"/>
+        <w:gridCol w:w="3970"/>
         <w:gridCol w:w="5103"/>
         <w:gridCol w:w="5386"/>
       </w:tblGrid>
@@ -135,6 +148,7 @@
         <w:tc>
           <w:tcPr>
             <w:tcW w:w="3999" w:type="dxa"/>
+            <w:gridSpan w:val="2"/>
           </w:tcPr>
           <w:p>
             <w:pPr>
@@ -219,11 +233,12 @@
       </w:tr>
       <w:tr>
         <w:trPr>
-          <w:trHeight w:val="962"/>
+          <w:trHeight w:val="1401"/>
         </w:trPr>
         <w:tc>
           <w:tcPr>
             <w:tcW w:w="3999" w:type="dxa"/>
+            <w:gridSpan w:val="2"/>
             <w:tcBorders>
               <w:top w:val="single" w:sz="4" w:space="0" w:color="000000"/>
               <w:left w:val="single" w:sz="4" w:space="0" w:color="000000"/>
@@ -240,7 +255,7 @@
               <w:autoSpaceDE w:val="0"/>
               <w:autoSpaceDN w:val="0"/>
               <w:adjustRightInd w:val="0"/>
-              <w:spacing w:before="0" w:line="252" w:lineRule="auto"/>
+              <w:spacing w:before="0" w:line="240" w:lineRule="auto"/>
               <w:ind w:right="297"/>
               <w:rPr>
                 <w:rFonts w:cs="Arial"/>
@@ -265,16 +280,7 @@
                 <w:sz w:val="28"/>
                 <w:szCs w:val="32"/>
               </w:rPr>
-              <w:t>6</w:t>
-            </w:r>
-            <w:r>
-              <w:rPr>
-                <w:rFonts w:cs="Arial"/>
-                <w:b/>
-                <w:sz w:val="28"/>
-                <w:szCs w:val="32"/>
-              </w:rPr>
-              <w:t>.2</w:t>
+              <w:t>4.3</w:t>
             </w:r>
             <w:r>
               <w:rPr>
@@ -295,23 +301,23 @@
               <w:autoSpaceDE w:val="0"/>
               <w:autoSpaceDN w:val="0"/>
               <w:adjustRightInd w:val="0"/>
-              <w:spacing w:before="0" w:line="252" w:lineRule="auto"/>
+              <w:spacing w:before="0" w:line="240" w:lineRule="auto"/>
               <w:ind w:right="297"/>
               <w:rPr>
                 <w:rFonts w:cs="Arial"/>
                 <w:b/>
                 <w:sz w:val="28"/>
                 <w:szCs w:val="32"/>
-                <w:lang w:val="en-IN"/>
-              </w:rPr>
-            </w:pPr>
-            <w:r>
-              <w:rPr>
-                <w:rFonts w:cs="Arial"/>
-                <w:b/>
-                <w:sz w:val="28"/>
-                <w:szCs w:val="32"/>
-                <w:lang w:val="en-IN"/>
+                <w:lang w:val="it-IT"/>
+              </w:rPr>
+            </w:pPr>
+            <w:r>
+              <w:rPr>
+                <w:rFonts w:cs="Arial"/>
+                <w:b/>
+                <w:sz w:val="28"/>
+                <w:szCs w:val="32"/>
+                <w:lang w:val="it-IT"/>
               </w:rPr>
               <w:t xml:space="preserve">Krama Vaakyam No. - </w:t>
             </w:r>
@@ -321,9 +327,9 @@
                 <w:b/>
                 <w:sz w:val="28"/>
                 <w:szCs w:val="32"/>
-                <w:lang w:val="en-IN"/>
-              </w:rPr>
-              <w:t>44</w:t>
+                <w:lang w:val="it-IT"/>
+              </w:rPr>
+              <w:t>14</w:t>
             </w:r>
           </w:p>
           <w:p>
@@ -335,7 +341,7 @@
               <w:autoSpaceDE w:val="0"/>
               <w:autoSpaceDN w:val="0"/>
               <w:adjustRightInd w:val="0"/>
-              <w:spacing w:before="0" w:line="252" w:lineRule="auto"/>
+              <w:spacing w:before="0" w:line="240" w:lineRule="auto"/>
               <w:ind w:right="297"/>
               <w:rPr>
                 <w:rFonts w:cs="Arial"/>
@@ -372,17 +378,7 @@
                 <w:szCs w:val="32"/>
                 <w:lang w:val="it-IT"/>
               </w:rPr>
-              <w:t>2</w:t>
-            </w:r>
-            <w:r>
-              <w:rPr>
-                <w:rFonts w:cs="Arial"/>
-                <w:b/>
-                <w:sz w:val="28"/>
-                <w:szCs w:val="32"/>
-                <w:lang w:val="it-IT"/>
-              </w:rPr>
-              <w:t>3</w:t>
+              <w:t>16</w:t>
             </w:r>
           </w:p>
         </w:tc>
@@ -419,49 +415,134 @@
                 <w:szCs w:val="40"/>
                 <w:lang w:val="en-IN" w:eastAsia="en-IN" w:bidi="ml-IN"/>
               </w:rPr>
-              <w:t>D</w:t>
-            </w:r>
-            <w:r>
-              <w:rPr>
-                <w:rFonts w:ascii="BRH Malayalam Extra" w:eastAsia="Times New Roman" w:hAnsi="BRH Malayalam Extra" w:cs="BRH Malayalam Extra"/>
-                <w:color w:val="000000"/>
-                <w:sz w:val="32"/>
+              <w:t>ix pd</w:t>
+            </w:r>
+            <w:r>
+              <w:rPr>
+                <w:rFonts w:ascii="BRH Malayalam Extra" w:eastAsia="Times New Roman" w:hAnsi="BRH Malayalam Extra" w:cs="BRH Malayalam Extra"/>
+                <w:color w:val="000000"/>
+                <w:sz w:val="32"/>
+                <w:szCs w:val="40"/>
+                <w:lang w:val="en-IN" w:eastAsia="en-IN" w:bidi="ml-IN"/>
+              </w:rPr>
+              <w:t>–</w:t>
+            </w:r>
+            <w:r>
+              <w:rPr>
+                <w:rFonts w:ascii="BRH Malayalam Extra" w:eastAsia="Times New Roman" w:hAnsi="BRH Malayalam Extra" w:cs="BRH Malayalam Extra"/>
+                <w:color w:val="000000"/>
+                <w:sz w:val="40"/>
+                <w:szCs w:val="40"/>
+                <w:lang w:val="en-IN" w:eastAsia="en-IN" w:bidi="ml-IN"/>
+              </w:rPr>
+              <w:t xml:space="preserve">sðZz©— | </w:t>
+            </w:r>
+          </w:p>
+          <w:p>
+            <w:pPr>
+              <w:widowControl w:val="0"/>
+              <w:autoSpaceDE w:val="0"/>
+              <w:autoSpaceDN w:val="0"/>
+              <w:adjustRightInd w:val="0"/>
+              <w:spacing w:before="0" w:line="240" w:lineRule="auto"/>
+              <w:rPr>
+                <w:rFonts w:ascii="BRH Malayalam Extra" w:eastAsia="Times New Roman" w:hAnsi="BRH Malayalam Extra" w:cs="BRH Malayalam Extra"/>
+                <w:color w:val="000000"/>
+                <w:sz w:val="40"/>
+                <w:szCs w:val="40"/>
+                <w:lang w:val="en-IN" w:eastAsia="en-IN" w:bidi="ml-IN"/>
+              </w:rPr>
+            </w:pPr>
+            <w:r>
+              <w:rPr>
+                <w:rFonts w:ascii="BRH Malayalam Extra" w:eastAsia="Times New Roman" w:hAnsi="BRH Malayalam Extra" w:cs="BRH Malayalam Extra"/>
+                <w:color w:val="000000"/>
+                <w:sz w:val="40"/>
+                <w:szCs w:val="40"/>
+                <w:lang w:val="en-IN" w:eastAsia="en-IN" w:bidi="ml-IN"/>
+              </w:rPr>
+              <w:t>pd</w:t>
+            </w:r>
+            <w:r>
+              <w:rPr>
+                <w:rFonts w:ascii="BRH Malayalam Extra" w:eastAsia="Times New Roman" w:hAnsi="BRH Malayalam Extra" w:cs="BRH Malayalam Extra"/>
+                <w:color w:val="000000"/>
+                <w:sz w:val="32"/>
+                <w:szCs w:val="40"/>
+                <w:lang w:val="en-IN" w:eastAsia="en-IN" w:bidi="ml-IN"/>
+              </w:rPr>
+              <w:t>–</w:t>
+            </w:r>
+            <w:r>
+              <w:rPr>
+                <w:rFonts w:ascii="BRH Malayalam Extra" w:eastAsia="Times New Roman" w:hAnsi="BRH Malayalam Extra" w:cs="BRH Malayalam Extra"/>
+                <w:color w:val="000000"/>
+                <w:sz w:val="40"/>
+                <w:szCs w:val="40"/>
+                <w:lang w:val="en-IN" w:eastAsia="en-IN" w:bidi="ml-IN"/>
+              </w:rPr>
+              <w:t>sðZz</w:t>
+            </w:r>
+            <w:r>
+              <w:rPr>
+                <w:rFonts w:ascii="BRH Malayalam Extra" w:eastAsia="Times New Roman" w:hAnsi="BRH Malayalam Extra" w:cs="BRH Malayalam Extra"/>
+                <w:color w:val="000000"/>
+                <w:sz w:val="32"/>
+                <w:szCs w:val="40"/>
+                <w:lang w:val="en-IN" w:eastAsia="en-IN" w:bidi="ml-IN"/>
+              </w:rPr>
+              <w:t>–</w:t>
+            </w:r>
+            <w:r>
+              <w:rPr>
+                <w:rFonts w:ascii="BRH Malayalam Extra" w:eastAsia="Times New Roman" w:hAnsi="BRH Malayalam Extra" w:cs="BRH Malayalam Extra"/>
+                <w:color w:val="000000"/>
+                <w:sz w:val="40"/>
+                <w:szCs w:val="40"/>
+                <w:lang w:val="en-IN" w:eastAsia="en-IN" w:bidi="ml-IN"/>
+              </w:rPr>
+              <w:t>dy</w:t>
+            </w:r>
+            <w:r>
+              <w:rPr>
+                <w:rFonts w:ascii="BRH Malayalam Extra" w:eastAsia="Times New Roman" w:hAnsi="BRH Malayalam Extra" w:cs="BRH Malayalam Extra"/>
+                <w:color w:val="000000"/>
+                <w:sz w:val="40"/>
                 <w:szCs w:val="40"/>
                 <w:highlight w:val="yellow"/>
                 <w:lang w:val="en-IN" w:eastAsia="en-IN" w:bidi="ml-IN"/>
               </w:rPr>
-              <w:t>–</w:t>
-            </w:r>
-            <w:r>
-              <w:rPr>
-                <w:rFonts w:ascii="BRH Malayalam Extra" w:eastAsia="Times New Roman" w:hAnsi="BRH Malayalam Extra" w:cs="BRH Malayalam Extra"/>
-                <w:color w:val="000000"/>
-                <w:sz w:val="40"/>
-                <w:szCs w:val="40"/>
-                <w:highlight w:val="yellow"/>
-                <w:lang w:val="en-IN" w:eastAsia="en-IN" w:bidi="ml-IN"/>
-              </w:rPr>
-              <w:t>¥L</w:t>
-            </w:r>
-            <w:r>
-              <w:rPr>
-                <w:rFonts w:ascii="BRH Malayalam Extra" w:eastAsia="Times New Roman" w:hAnsi="BRH Malayalam Extra" w:cs="BRH Malayalam Extra"/>
-                <w:color w:val="000000"/>
-                <w:sz w:val="32"/>
-                <w:szCs w:val="40"/>
-                <w:lang w:val="en-IN" w:eastAsia="en-IN" w:bidi="ml-IN"/>
-              </w:rPr>
-              <w:t>–</w:t>
-            </w:r>
-            <w:r>
-              <w:rPr>
-                <w:rFonts w:ascii="BRH Malayalam Extra" w:eastAsia="Times New Roman" w:hAnsi="BRH Malayalam Extra" w:cs="BRH Malayalam Extra"/>
-                <w:color w:val="000000"/>
-                <w:sz w:val="40"/>
-                <w:szCs w:val="40"/>
-                <w:lang w:val="en-IN" w:eastAsia="en-IN" w:bidi="ml-IN"/>
-              </w:rPr>
-              <w:t xml:space="preserve"> CZõ¡—¥L ||</w:t>
+              <w:t>Zy</w:t>
+            </w:r>
+            <w:r>
+              <w:rPr>
+                <w:rFonts w:ascii="BRH Malayalam Extra" w:eastAsia="Times New Roman" w:hAnsi="BRH Malayalam Extra" w:cs="BRH Malayalam Extra"/>
+                <w:color w:val="000000"/>
+                <w:sz w:val="40"/>
+                <w:szCs w:val="40"/>
+                <w:lang w:val="en-IN" w:eastAsia="en-IN" w:bidi="ml-IN"/>
+              </w:rPr>
+              <w:t>— pd</w:t>
+            </w:r>
+            <w:r>
+              <w:rPr>
+                <w:rFonts w:ascii="BRH Malayalam Extra" w:eastAsia="Times New Roman" w:hAnsi="BRH Malayalam Extra" w:cs="BRH Malayalam Extra"/>
+                <w:color w:val="000000"/>
+                <w:sz w:val="32"/>
+                <w:szCs w:val="40"/>
+                <w:lang w:val="en-IN" w:eastAsia="en-IN" w:bidi="ml-IN"/>
+              </w:rPr>
+              <w:t>–</w:t>
+            </w:r>
+            <w:r>
+              <w:rPr>
+                <w:rFonts w:ascii="BRH Malayalam Extra" w:eastAsia="Times New Roman" w:hAnsi="BRH Malayalam Extra" w:cs="BRH Malayalam Extra"/>
+                <w:color w:val="000000"/>
+                <w:sz w:val="40"/>
+                <w:szCs w:val="40"/>
+                <w:lang w:val="en-IN" w:eastAsia="en-IN" w:bidi="ml-IN"/>
+              </w:rPr>
+              <w:t>sðZz©— ||</w:t>
             </w:r>
           </w:p>
         </w:tc>
@@ -498,18 +579,93 @@
                 <w:szCs w:val="40"/>
                 <w:lang w:val="en-IN" w:eastAsia="en-IN" w:bidi="ml-IN"/>
               </w:rPr>
-              <w:t>D</w:t>
-            </w:r>
-            <w:r>
-              <w:rPr>
-                <w:rFonts w:ascii="BRH Malayalam Extra" w:eastAsia="Times New Roman" w:hAnsi="BRH Malayalam Extra" w:cs="BRH Malayalam Extra"/>
-                <w:color w:val="000000"/>
-                <w:sz w:val="32"/>
-                <w:szCs w:val="40"/>
-                <w:highlight w:val="yellow"/>
-                <w:lang w:val="en-IN" w:eastAsia="en-IN" w:bidi="ml-IN"/>
-              </w:rPr>
-              <w:t>–</w:t>
+              <w:t>ix pd</w:t>
+            </w:r>
+            <w:r>
+              <w:rPr>
+                <w:rFonts w:ascii="BRH Malayalam Extra" w:eastAsia="Times New Roman" w:hAnsi="BRH Malayalam Extra" w:cs="BRH Malayalam Extra"/>
+                <w:color w:val="000000"/>
+                <w:sz w:val="32"/>
+                <w:szCs w:val="40"/>
+                <w:lang w:val="en-IN" w:eastAsia="en-IN" w:bidi="ml-IN"/>
+              </w:rPr>
+              <w:t>–</w:t>
+            </w:r>
+            <w:r>
+              <w:rPr>
+                <w:rFonts w:ascii="BRH Malayalam Extra" w:eastAsia="Times New Roman" w:hAnsi="BRH Malayalam Extra" w:cs="BRH Malayalam Extra"/>
+                <w:color w:val="000000"/>
+                <w:sz w:val="40"/>
+                <w:szCs w:val="40"/>
+                <w:lang w:val="en-IN" w:eastAsia="en-IN" w:bidi="ml-IN"/>
+              </w:rPr>
+              <w:t xml:space="preserve">sðZz©— | </w:t>
+            </w:r>
+          </w:p>
+          <w:p>
+            <w:pPr>
+              <w:widowControl w:val="0"/>
+              <w:autoSpaceDE w:val="0"/>
+              <w:autoSpaceDN w:val="0"/>
+              <w:adjustRightInd w:val="0"/>
+              <w:spacing w:before="0" w:line="240" w:lineRule="auto"/>
+              <w:rPr>
+                <w:rFonts w:ascii="BRH Malayalam Extra" w:eastAsia="Times New Roman" w:hAnsi="BRH Malayalam Extra" w:cs="BRH Malayalam Extra"/>
+                <w:color w:val="000000"/>
+                <w:sz w:val="40"/>
+                <w:szCs w:val="40"/>
+                <w:lang w:val="en-IN" w:eastAsia="en-IN" w:bidi="ml-IN"/>
+              </w:rPr>
+            </w:pPr>
+            <w:r>
+              <w:rPr>
+                <w:rFonts w:ascii="BRH Malayalam Extra" w:eastAsia="Times New Roman" w:hAnsi="BRH Malayalam Extra" w:cs="BRH Malayalam Extra"/>
+                <w:color w:val="000000"/>
+                <w:sz w:val="40"/>
+                <w:szCs w:val="40"/>
+                <w:lang w:val="en-IN" w:eastAsia="en-IN" w:bidi="ml-IN"/>
+              </w:rPr>
+              <w:t>pd</w:t>
+            </w:r>
+            <w:r>
+              <w:rPr>
+                <w:rFonts w:ascii="BRH Malayalam Extra" w:eastAsia="Times New Roman" w:hAnsi="BRH Malayalam Extra" w:cs="BRH Malayalam Extra"/>
+                <w:color w:val="000000"/>
+                <w:sz w:val="32"/>
+                <w:szCs w:val="40"/>
+                <w:lang w:val="en-IN" w:eastAsia="en-IN" w:bidi="ml-IN"/>
+              </w:rPr>
+              <w:t>–</w:t>
+            </w:r>
+            <w:r>
+              <w:rPr>
+                <w:rFonts w:ascii="BRH Malayalam Extra" w:eastAsia="Times New Roman" w:hAnsi="BRH Malayalam Extra" w:cs="BRH Malayalam Extra"/>
+                <w:color w:val="000000"/>
+                <w:sz w:val="40"/>
+                <w:szCs w:val="40"/>
+                <w:lang w:val="en-IN" w:eastAsia="en-IN" w:bidi="ml-IN"/>
+              </w:rPr>
+              <w:t>sðZz</w:t>
+            </w:r>
+            <w:r>
+              <w:rPr>
+                <w:rFonts w:ascii="BRH Malayalam Extra" w:eastAsia="Times New Roman" w:hAnsi="BRH Malayalam Extra" w:cs="BRH Malayalam Extra"/>
+                <w:color w:val="000000"/>
+                <w:sz w:val="32"/>
+                <w:szCs w:val="40"/>
+                <w:lang w:val="en-IN" w:eastAsia="en-IN" w:bidi="ml-IN"/>
+              </w:rPr>
+              <w:t>–</w:t>
+            </w:r>
+            <w:r>
+              <w:rPr>
+                <w:rFonts w:ascii="BRH Malayalam Extra" w:eastAsia="Times New Roman" w:hAnsi="BRH Malayalam Extra" w:cs="BRH Malayalam Extra"/>
+                <w:color w:val="000000"/>
+                <w:sz w:val="40"/>
+                <w:szCs w:val="40"/>
+                <w:lang w:val="en-IN" w:eastAsia="en-IN" w:bidi="ml-IN"/>
+              </w:rPr>
+              <w:t>dy</w:t>
             </w:r>
             <w:r>
               <w:rPr>
@@ -520,38 +676,59 @@
                 <w:highlight w:val="green"/>
                 <w:lang w:val="en-IN" w:eastAsia="en-IN" w:bidi="ml-IN"/>
               </w:rPr>
-              <w:t>L</w:t>
-            </w:r>
-            <w:r>
-              <w:rPr>
-                <w:rFonts w:ascii="BRH Malayalam Extra" w:eastAsia="Times New Roman" w:hAnsi="BRH Malayalam Extra" w:cs="BRH Malayalam Extra"/>
-                <w:color w:val="000000"/>
-                <w:sz w:val="32"/>
-                <w:szCs w:val="40"/>
-                <w:lang w:val="en-IN" w:eastAsia="en-IN" w:bidi="ml-IN"/>
-              </w:rPr>
-              <w:t>–</w:t>
-            </w:r>
-            <w:r>
-              <w:rPr>
-                <w:rFonts w:ascii="BRH Malayalam Extra" w:eastAsia="Times New Roman" w:hAnsi="BRH Malayalam Extra" w:cs="BRH Malayalam Extra"/>
-                <w:color w:val="000000"/>
-                <w:sz w:val="40"/>
-                <w:szCs w:val="40"/>
-                <w:lang w:val="en-IN" w:eastAsia="en-IN" w:bidi="ml-IN"/>
-              </w:rPr>
-              <w:t xml:space="preserve"> CZõ¡—¥L ||</w:t>
+              <w:t>Zy</w:t>
+            </w:r>
+            <w:r>
+              <w:rPr>
+                <w:rFonts w:ascii="BRH Malayalam Extra" w:eastAsia="Times New Roman" w:hAnsi="BRH Malayalam Extra" w:cs="BRH Malayalam Extra"/>
+                <w:color w:val="000000"/>
+                <w:sz w:val="32"/>
+                <w:szCs w:val="40"/>
+                <w:lang w:val="en-IN" w:eastAsia="en-IN" w:bidi="ml-IN"/>
+              </w:rPr>
+              <w:t>–</w:t>
+            </w:r>
+            <w:r>
+              <w:rPr>
+                <w:rFonts w:ascii="BRH Malayalam Extra" w:eastAsia="Times New Roman" w:hAnsi="BRH Malayalam Extra" w:cs="BRH Malayalam Extra"/>
+                <w:color w:val="000000"/>
+                <w:sz w:val="40"/>
+                <w:szCs w:val="40"/>
+                <w:lang w:val="en-IN" w:eastAsia="en-IN" w:bidi="ml-IN"/>
+              </w:rPr>
+              <w:t xml:space="preserve"> pd</w:t>
+            </w:r>
+            <w:r>
+              <w:rPr>
+                <w:rFonts w:ascii="BRH Malayalam Extra" w:eastAsia="Times New Roman" w:hAnsi="BRH Malayalam Extra" w:cs="BRH Malayalam Extra"/>
+                <w:color w:val="000000"/>
+                <w:sz w:val="32"/>
+                <w:szCs w:val="40"/>
+                <w:lang w:val="en-IN" w:eastAsia="en-IN" w:bidi="ml-IN"/>
+              </w:rPr>
+              <w:t>–</w:t>
+            </w:r>
+            <w:r>
+              <w:rPr>
+                <w:rFonts w:ascii="BRH Malayalam Extra" w:eastAsia="Times New Roman" w:hAnsi="BRH Malayalam Extra" w:cs="BRH Malayalam Extra"/>
+                <w:color w:val="000000"/>
+                <w:sz w:val="40"/>
+                <w:szCs w:val="40"/>
+                <w:lang w:val="en-IN" w:eastAsia="en-IN" w:bidi="ml-IN"/>
+              </w:rPr>
+              <w:t>sðZz©— ||</w:t>
             </w:r>
           </w:p>
         </w:tc>
       </w:tr>
       <w:tr>
         <w:trPr>
-          <w:trHeight w:val="962"/>
+          <w:trHeight w:val="1407"/>
         </w:trPr>
         <w:tc>
           <w:tcPr>
             <w:tcW w:w="3999" w:type="dxa"/>
+            <w:gridSpan w:val="2"/>
             <w:tcBorders>
               <w:top w:val="single" w:sz="4" w:space="0" w:color="000000"/>
               <w:left w:val="single" w:sz="4" w:space="0" w:color="000000"/>
@@ -568,7 +745,7 @@
               <w:autoSpaceDE w:val="0"/>
               <w:autoSpaceDN w:val="0"/>
               <w:adjustRightInd w:val="0"/>
-              <w:spacing w:before="0" w:line="252" w:lineRule="auto"/>
+              <w:spacing w:before="0" w:line="240" w:lineRule="auto"/>
               <w:ind w:right="297"/>
               <w:rPr>
                 <w:rFonts w:cs="Arial"/>
@@ -593,7 +770,7 @@
                 <w:sz w:val="28"/>
                 <w:szCs w:val="32"/>
               </w:rPr>
-              <w:t>8.4</w:t>
+              <w:t>4.3</w:t>
             </w:r>
             <w:r>
               <w:rPr>
@@ -614,7 +791,7 @@
               <w:autoSpaceDE w:val="0"/>
               <w:autoSpaceDN w:val="0"/>
               <w:adjustRightInd w:val="0"/>
-              <w:spacing w:before="0" w:line="252" w:lineRule="auto"/>
+              <w:spacing w:before="0" w:line="240" w:lineRule="auto"/>
               <w:ind w:right="297"/>
               <w:rPr>
                 <w:rFonts w:cs="Arial"/>
@@ -632,17 +809,7 @@
                 <w:szCs w:val="32"/>
                 <w:lang w:val="en-IN"/>
               </w:rPr>
-              <w:t xml:space="preserve">Krama Vaakyam No. - </w:t>
-            </w:r>
-            <w:r>
-              <w:rPr>
-                <w:rFonts w:cs="Arial"/>
-                <w:b/>
-                <w:sz w:val="28"/>
-                <w:szCs w:val="32"/>
-                <w:lang w:val="en-IN"/>
-              </w:rPr>
-              <w:t>6</w:t>
+              <w:t>Krama Vaakyam No. - 14</w:t>
             </w:r>
           </w:p>
           <w:p>
@@ -654,7 +821,7 @@
               <w:autoSpaceDE w:val="0"/>
               <w:autoSpaceDN w:val="0"/>
               <w:adjustRightInd w:val="0"/>
-              <w:spacing w:before="0" w:line="252" w:lineRule="auto"/>
+              <w:spacing w:before="0" w:line="240" w:lineRule="auto"/>
               <w:ind w:right="297"/>
               <w:rPr>
                 <w:rFonts w:cs="Arial"/>
@@ -690,7 +857,7 @@
                 <w:szCs w:val="32"/>
                 <w:lang w:val="it-IT"/>
               </w:rPr>
-              <w:t>32</w:t>
+              <w:t>16</w:t>
             </w:r>
           </w:p>
         </w:tc>
@@ -727,27 +894,48 @@
                 <w:szCs w:val="40"/>
                 <w:lang w:val="en-IN" w:eastAsia="en-IN" w:bidi="ml-IN"/>
               </w:rPr>
-              <w:t>t</w:t>
-            </w:r>
-            <w:r>
-              <w:rPr>
-                <w:rFonts w:ascii="BRH Malayalam Extra" w:eastAsia="Times New Roman" w:hAnsi="BRH Malayalam Extra" w:cs="BRH Malayalam Extra"/>
-                <w:color w:val="000000"/>
-                <w:sz w:val="32"/>
-                <w:szCs w:val="40"/>
-                <w:lang w:val="en-IN" w:eastAsia="en-IN" w:bidi="ml-IN"/>
-              </w:rPr>
-              <w:t>–</w:t>
-            </w:r>
-            <w:r>
-              <w:rPr>
-                <w:rFonts w:ascii="BRH Malayalam Extra" w:eastAsia="Times New Roman" w:hAnsi="BRH Malayalam Extra" w:cs="BRH Malayalam Extra"/>
-                <w:color w:val="000000"/>
-                <w:sz w:val="40"/>
-                <w:szCs w:val="40"/>
-                <w:lang w:val="en-IN" w:eastAsia="en-IN" w:bidi="ml-IN"/>
-              </w:rPr>
-              <w:t xml:space="preserve">pyrx— py¥ci | </w:t>
+              <w:t>D¦</w:t>
+            </w:r>
+            <w:r>
+              <w:rPr>
+                <w:rFonts w:ascii="BRH Malayalam Extra" w:eastAsia="Times New Roman" w:hAnsi="BRH Malayalam Extra" w:cs="BRH Malayalam Extra"/>
+                <w:color w:val="000000"/>
+                <w:sz w:val="32"/>
+                <w:szCs w:val="40"/>
+                <w:lang w:val="en-IN" w:eastAsia="en-IN" w:bidi="ml-IN"/>
+              </w:rPr>
+              <w:t>–</w:t>
+            </w:r>
+            <w:r>
+              <w:rPr>
+                <w:rFonts w:ascii="BRH Malayalam Extra" w:eastAsia="Times New Roman" w:hAnsi="BRH Malayalam Extra" w:cs="BRH Malayalam Extra"/>
+                <w:color w:val="000000"/>
+                <w:sz w:val="40"/>
+                <w:szCs w:val="40"/>
+                <w:lang w:val="en-IN" w:eastAsia="en-IN" w:bidi="ml-IN"/>
+              </w:rPr>
+              <w:t>ª¥</w:t>
+            </w:r>
+            <w:r>
+              <w:rPr>
+                <w:rFonts w:ascii="BRH Malayalam Extra" w:eastAsia="Times New Roman" w:hAnsi="BRH Malayalam Extra" w:cs="BRH Malayalam Extra"/>
+                <w:color w:val="000000"/>
+                <w:sz w:val="40"/>
+                <w:szCs w:val="40"/>
+                <w:highlight w:val="yellow"/>
+                <w:lang w:val="en-IN" w:eastAsia="en-IN" w:bidi="ml-IN"/>
+              </w:rPr>
+              <w:t>Æ</w:t>
+            </w:r>
+            <w:r>
+              <w:rPr>
+                <w:rFonts w:ascii="BRH Malayalam Extra" w:eastAsia="Times New Roman" w:hAnsi="BRH Malayalam Extra" w:cs="BRH Malayalam Extra"/>
+                <w:color w:val="000000"/>
+                <w:sz w:val="40"/>
+                <w:szCs w:val="40"/>
+                <w:lang w:val="en-IN" w:eastAsia="en-IN" w:bidi="ml-IN"/>
+              </w:rPr>
+              <w:t xml:space="preserve">x pxR—sõ | </w:t>
             </w:r>
           </w:p>
           <w:p>
@@ -773,59 +961,27 @@
                 <w:szCs w:val="40"/>
                 <w:lang w:val="en-IN" w:eastAsia="en-IN" w:bidi="ml-IN"/>
               </w:rPr>
-              <w:t>py</w:t>
-            </w:r>
-            <w:r>
-              <w:rPr>
-                <w:rFonts w:ascii="BRH Malayalam Extra" w:eastAsia="Times New Roman" w:hAnsi="BRH Malayalam Extra" w:cs="BRH Malayalam Extra"/>
-                <w:color w:val="000000"/>
-                <w:sz w:val="32"/>
-                <w:szCs w:val="40"/>
-                <w:lang w:val="en-IN" w:eastAsia="en-IN" w:bidi="ml-IN"/>
-              </w:rPr>
-              <w:t>–</w:t>
-            </w:r>
-            <w:r>
-              <w:rPr>
-                <w:rFonts w:ascii="BRH Malayalam Extra" w:eastAsia="Times New Roman" w:hAnsi="BRH Malayalam Extra" w:cs="BRH Malayalam Extra"/>
-                <w:color w:val="000000"/>
-                <w:sz w:val="40"/>
-                <w:szCs w:val="40"/>
-                <w:lang w:val="en-IN" w:eastAsia="en-IN" w:bidi="ml-IN"/>
-              </w:rPr>
-              <w:t>¥c</w:t>
-            </w:r>
-            <w:r>
-              <w:rPr>
-                <w:rFonts w:ascii="BRH Malayalam Extra" w:eastAsia="Times New Roman" w:hAnsi="BRH Malayalam Extra" w:cs="BRH Malayalam Extra"/>
-                <w:color w:val="000000"/>
-                <w:sz w:val="32"/>
-                <w:szCs w:val="40"/>
-                <w:highlight w:val="yellow"/>
-                <w:lang w:val="en-IN" w:eastAsia="en-IN" w:bidi="ml-IN"/>
-              </w:rPr>
-              <w:t>–</w:t>
-            </w:r>
-            <w:r>
-              <w:rPr>
-                <w:rFonts w:ascii="BRH Malayalam Extra" w:eastAsia="Times New Roman" w:hAnsi="BRH Malayalam Extra" w:cs="BRH Malayalam Extra"/>
-                <w:color w:val="000000"/>
-                <w:sz w:val="40"/>
-                <w:szCs w:val="40"/>
-                <w:highlight w:val="yellow"/>
-                <w:lang w:val="en-IN" w:eastAsia="en-IN" w:bidi="ml-IN"/>
-              </w:rPr>
-              <w:t>i</w:t>
-            </w:r>
-            <w:r>
-              <w:rPr>
-                <w:rFonts w:ascii="BRH Malayalam Extra" w:eastAsia="Times New Roman" w:hAnsi="BRH Malayalam Extra" w:cs="BRH Malayalam Extra"/>
-                <w:color w:val="000000"/>
-                <w:sz w:val="40"/>
-                <w:szCs w:val="40"/>
-                <w:lang w:val="en-IN" w:eastAsia="en-IN" w:bidi="ml-IN"/>
-              </w:rPr>
-              <w:t>Zy— py¥ci ||</w:t>
+              <w:t>pxR—sõ</w:t>
+            </w:r>
+            <w:r>
+              <w:rPr>
+                <w:rFonts w:ascii="BRH Malayalam Extra" w:eastAsia="Times New Roman" w:hAnsi="BRH Malayalam Extra" w:cs="BRH Malayalam Extra"/>
+                <w:color w:val="000000"/>
+                <w:sz w:val="32"/>
+                <w:szCs w:val="40"/>
+                <w:lang w:val="en-IN" w:eastAsia="en-IN" w:bidi="ml-IN"/>
+              </w:rPr>
+              <w:t>–</w:t>
+            </w:r>
+            <w:r>
+              <w:rPr>
+                <w:rFonts w:ascii="BRH Malayalam Extra" w:eastAsia="Times New Roman" w:hAnsi="BRH Malayalam Extra" w:cs="BRH Malayalam Extra"/>
+                <w:color w:val="000000"/>
+                <w:sz w:val="40"/>
+                <w:szCs w:val="40"/>
+                <w:lang w:val="en-IN" w:eastAsia="en-IN" w:bidi="ml-IN"/>
+              </w:rPr>
+              <w:t xml:space="preserve"> sdy—Zx |</w:t>
             </w:r>
           </w:p>
         </w:tc>
@@ -862,27 +1018,48 @@
                 <w:szCs w:val="40"/>
                 <w:lang w:val="en-IN" w:eastAsia="en-IN" w:bidi="ml-IN"/>
               </w:rPr>
-              <w:t>t</w:t>
-            </w:r>
-            <w:r>
-              <w:rPr>
-                <w:rFonts w:ascii="BRH Malayalam Extra" w:eastAsia="Times New Roman" w:hAnsi="BRH Malayalam Extra" w:cs="BRH Malayalam Extra"/>
-                <w:color w:val="000000"/>
-                <w:sz w:val="32"/>
-                <w:szCs w:val="40"/>
-                <w:lang w:val="en-IN" w:eastAsia="en-IN" w:bidi="ml-IN"/>
-              </w:rPr>
-              <w:t>–</w:t>
-            </w:r>
-            <w:r>
-              <w:rPr>
-                <w:rFonts w:ascii="BRH Malayalam Extra" w:eastAsia="Times New Roman" w:hAnsi="BRH Malayalam Extra" w:cs="BRH Malayalam Extra"/>
-                <w:color w:val="000000"/>
-                <w:sz w:val="40"/>
-                <w:szCs w:val="40"/>
-                <w:lang w:val="en-IN" w:eastAsia="en-IN" w:bidi="ml-IN"/>
-              </w:rPr>
-              <w:t xml:space="preserve">pyrx— py¥ci | </w:t>
+              <w:t>D¦</w:t>
+            </w:r>
+            <w:r>
+              <w:rPr>
+                <w:rFonts w:ascii="BRH Malayalam Extra" w:eastAsia="Times New Roman" w:hAnsi="BRH Malayalam Extra" w:cs="BRH Malayalam Extra"/>
+                <w:color w:val="000000"/>
+                <w:sz w:val="32"/>
+                <w:szCs w:val="40"/>
+                <w:lang w:val="en-IN" w:eastAsia="en-IN" w:bidi="ml-IN"/>
+              </w:rPr>
+              <w:t>–</w:t>
+            </w:r>
+            <w:r>
+              <w:rPr>
+                <w:rFonts w:ascii="BRH Malayalam Extra" w:eastAsia="Times New Roman" w:hAnsi="BRH Malayalam Extra" w:cs="BRH Malayalam Extra"/>
+                <w:color w:val="000000"/>
+                <w:sz w:val="40"/>
+                <w:szCs w:val="40"/>
+                <w:lang w:val="en-IN" w:eastAsia="en-IN" w:bidi="ml-IN"/>
+              </w:rPr>
+              <w:t>ª¥Æ</w:t>
+            </w:r>
+            <w:r>
+              <w:rPr>
+                <w:rFonts w:ascii="BRH Malayalam Extra" w:eastAsia="Times New Roman" w:hAnsi="BRH Malayalam Extra" w:cs="BRH Malayalam Extra"/>
+                <w:color w:val="000000"/>
+                <w:sz w:val="40"/>
+                <w:szCs w:val="40"/>
+                <w:highlight w:val="green"/>
+                <w:lang w:val="en-IN" w:eastAsia="en-IN" w:bidi="ml-IN"/>
+              </w:rPr>
+              <w:t>û</w:t>
+            </w:r>
+            <w:r>
+              <w:rPr>
+                <w:rFonts w:ascii="BRH Malayalam Extra" w:eastAsia="Times New Roman" w:hAnsi="BRH Malayalam Extra" w:cs="BRH Malayalam Extra"/>
+                <w:color w:val="000000"/>
+                <w:sz w:val="40"/>
+                <w:szCs w:val="40"/>
+                <w:lang w:val="en-IN" w:eastAsia="en-IN" w:bidi="ml-IN"/>
+              </w:rPr>
+              <w:t xml:space="preserve">x pxR—sõ | </w:t>
             </w:r>
           </w:p>
           <w:p>
@@ -908,58 +1085,27 @@
                 <w:szCs w:val="40"/>
                 <w:lang w:val="en-IN" w:eastAsia="en-IN" w:bidi="ml-IN"/>
               </w:rPr>
-              <w:t>py</w:t>
-            </w:r>
-            <w:r>
-              <w:rPr>
-                <w:rFonts w:ascii="BRH Malayalam Extra" w:eastAsia="Times New Roman" w:hAnsi="BRH Malayalam Extra" w:cs="BRH Malayalam Extra"/>
-                <w:color w:val="000000"/>
-                <w:sz w:val="32"/>
-                <w:szCs w:val="40"/>
-                <w:lang w:val="en-IN" w:eastAsia="en-IN" w:bidi="ml-IN"/>
-              </w:rPr>
-              <w:t>–</w:t>
-            </w:r>
-            <w:r>
-              <w:rPr>
-                <w:rFonts w:ascii="BRH Malayalam Extra" w:eastAsia="Times New Roman" w:hAnsi="BRH Malayalam Extra" w:cs="BRH Malayalam Extra"/>
-                <w:color w:val="000000"/>
-                <w:sz w:val="40"/>
-                <w:szCs w:val="40"/>
-                <w:lang w:val="en-IN" w:eastAsia="en-IN" w:bidi="ml-IN"/>
-              </w:rPr>
-              <w:t>¥c</w:t>
-            </w:r>
-            <w:r>
-              <w:rPr>
-                <w:rFonts w:ascii="BRH Malayalam Extra" w:eastAsia="Times New Roman" w:hAnsi="BRH Malayalam Extra" w:cs="BRH Malayalam Extra"/>
-                <w:color w:val="000000"/>
-                <w:sz w:val="32"/>
-                <w:szCs w:val="40"/>
-                <w:lang w:val="en-IN" w:eastAsia="en-IN" w:bidi="ml-IN"/>
-              </w:rPr>
-              <w:t>–</w:t>
-            </w:r>
-            <w:r>
-              <w:rPr>
-                <w:rFonts w:ascii="BRH Malayalam Extra" w:eastAsia="Times New Roman" w:hAnsi="BRH Malayalam Extra" w:cs="BRH Malayalam Extra"/>
-                <w:color w:val="000000"/>
-                <w:sz w:val="40"/>
-                <w:szCs w:val="40"/>
-                <w:highlight w:val="green"/>
-                <w:lang w:val="en-IN" w:eastAsia="en-IN" w:bidi="ml-IN"/>
-              </w:rPr>
-              <w:t>¥</w:t>
-            </w:r>
-            <w:r>
-              <w:rPr>
-                <w:rFonts w:ascii="BRH Malayalam Extra" w:eastAsia="Times New Roman" w:hAnsi="BRH Malayalam Extra" w:cs="BRH Malayalam Extra"/>
-                <w:color w:val="000000"/>
-                <w:sz w:val="40"/>
-                <w:szCs w:val="40"/>
-                <w:lang w:val="en-IN" w:eastAsia="en-IN" w:bidi="ml-IN"/>
-              </w:rPr>
-              <w:t>iZy— py¥ci ||</w:t>
+              <w:t>pxR—sõ</w:t>
+            </w:r>
+            <w:r>
+              <w:rPr>
+                <w:rFonts w:ascii="BRH Malayalam Extra" w:eastAsia="Times New Roman" w:hAnsi="BRH Malayalam Extra" w:cs="BRH Malayalam Extra"/>
+                <w:color w:val="000000"/>
+                <w:sz w:val="32"/>
+                <w:szCs w:val="40"/>
+                <w:lang w:val="en-IN" w:eastAsia="en-IN" w:bidi="ml-IN"/>
+              </w:rPr>
+              <w:t>–</w:t>
+            </w:r>
+            <w:r>
+              <w:rPr>
+                <w:rFonts w:ascii="BRH Malayalam Extra" w:eastAsia="Times New Roman" w:hAnsi="BRH Malayalam Extra" w:cs="BRH Malayalam Extra"/>
+                <w:color w:val="000000"/>
+                <w:sz w:val="40"/>
+                <w:szCs w:val="40"/>
+                <w:lang w:val="en-IN" w:eastAsia="en-IN" w:bidi="ml-IN"/>
+              </w:rPr>
+              <w:t xml:space="preserve"> sdy—Zx |</w:t>
             </w:r>
           </w:p>
         </w:tc>
@@ -971,6 +1117,1149 @@
         <w:tc>
           <w:tcPr>
             <w:tcW w:w="3999" w:type="dxa"/>
+            <w:gridSpan w:val="2"/>
+            <w:tcBorders>
+              <w:top w:val="single" w:sz="4" w:space="0" w:color="000000"/>
+              <w:left w:val="single" w:sz="4" w:space="0" w:color="000000"/>
+              <w:bottom w:val="single" w:sz="4" w:space="0" w:color="000000"/>
+              <w:right w:val="single" w:sz="4" w:space="0" w:color="000000"/>
+            </w:tcBorders>
+          </w:tcPr>
+          <w:p>
+            <w:pPr>
+              <w:widowControl w:val="0"/>
+              <w:tabs>
+                <w:tab w:val="left" w:pos="993"/>
+              </w:tabs>
+              <w:autoSpaceDE w:val="0"/>
+              <w:autoSpaceDN w:val="0"/>
+              <w:adjustRightInd w:val="0"/>
+              <w:spacing w:before="0" w:line="252" w:lineRule="auto"/>
+              <w:ind w:right="297"/>
+              <w:rPr>
+                <w:rFonts w:cs="Arial"/>
+                <w:b/>
+                <w:sz w:val="28"/>
+                <w:szCs w:val="32"/>
+              </w:rPr>
+            </w:pPr>
+            <w:r>
+              <w:rPr>
+                <w:rFonts w:cs="Arial"/>
+                <w:b/>
+                <w:sz w:val="28"/>
+                <w:szCs w:val="32"/>
+              </w:rPr>
+              <w:t>T.S.4.1.</w:t>
+            </w:r>
+            <w:r>
+              <w:rPr>
+                <w:rFonts w:cs="Arial"/>
+                <w:b/>
+                <w:sz w:val="28"/>
+                <w:szCs w:val="32"/>
+              </w:rPr>
+              <w:t>6</w:t>
+            </w:r>
+            <w:r>
+              <w:rPr>
+                <w:rFonts w:cs="Arial"/>
+                <w:b/>
+                <w:sz w:val="28"/>
+                <w:szCs w:val="32"/>
+              </w:rPr>
+              <w:t>.2</w:t>
+            </w:r>
+            <w:r>
+              <w:rPr>
+                <w:rFonts w:cs="Arial"/>
+                <w:b/>
+                <w:sz w:val="28"/>
+                <w:szCs w:val="32"/>
+              </w:rPr>
+              <w:t xml:space="preserve"> – Kramam</w:t>
+            </w:r>
+          </w:p>
+          <w:p>
+            <w:pPr>
+              <w:widowControl w:val="0"/>
+              <w:tabs>
+                <w:tab w:val="left" w:pos="993"/>
+              </w:tabs>
+              <w:autoSpaceDE w:val="0"/>
+              <w:autoSpaceDN w:val="0"/>
+              <w:adjustRightInd w:val="0"/>
+              <w:spacing w:before="0" w:line="252" w:lineRule="auto"/>
+              <w:ind w:right="297"/>
+              <w:rPr>
+                <w:rFonts w:cs="Arial"/>
+                <w:b/>
+                <w:sz w:val="28"/>
+                <w:szCs w:val="32"/>
+                <w:lang w:val="en-IN"/>
+              </w:rPr>
+            </w:pPr>
+            <w:r>
+              <w:rPr>
+                <w:rFonts w:cs="Arial"/>
+                <w:b/>
+                <w:sz w:val="28"/>
+                <w:szCs w:val="32"/>
+                <w:lang w:val="en-IN"/>
+              </w:rPr>
+              <w:t xml:space="preserve">Krama Vaakyam No. - </w:t>
+            </w:r>
+            <w:r>
+              <w:rPr>
+                <w:rFonts w:cs="Arial"/>
+                <w:b/>
+                <w:sz w:val="28"/>
+                <w:szCs w:val="32"/>
+                <w:lang w:val="en-IN"/>
+              </w:rPr>
+              <w:t>44</w:t>
+            </w:r>
+          </w:p>
+          <w:p>
+            <w:pPr>
+              <w:widowControl w:val="0"/>
+              <w:tabs>
+                <w:tab w:val="left" w:pos="993"/>
+              </w:tabs>
+              <w:autoSpaceDE w:val="0"/>
+              <w:autoSpaceDN w:val="0"/>
+              <w:adjustRightInd w:val="0"/>
+              <w:spacing w:before="0" w:line="252" w:lineRule="auto"/>
+              <w:ind w:right="297"/>
+              <w:rPr>
+                <w:rFonts w:cs="Arial"/>
+                <w:b/>
+                <w:sz w:val="28"/>
+                <w:szCs w:val="32"/>
+                <w:lang w:val="it-IT"/>
+              </w:rPr>
+            </w:pPr>
+            <w:r>
+              <w:rPr>
+                <w:rFonts w:cs="Arial"/>
+                <w:b/>
+                <w:sz w:val="28"/>
+                <w:szCs w:val="32"/>
+                <w:lang w:val="it-IT"/>
+              </w:rPr>
+              <w:t>Panchaati No</w:t>
+            </w:r>
+            <w:r>
+              <w:rPr>
+                <w:rFonts w:cs="Arial"/>
+                <w:b/>
+                <w:szCs w:val="32"/>
+                <w:lang w:val="it-IT"/>
+              </w:rPr>
+              <w:t xml:space="preserve">. - </w:t>
+            </w:r>
+            <w:r>
+              <w:rPr>
+                <w:rFonts w:cs="Arial"/>
+                <w:b/>
+                <w:sz w:val="28"/>
+                <w:szCs w:val="32"/>
+                <w:lang w:val="it-IT"/>
+              </w:rPr>
+              <w:t>2</w:t>
+            </w:r>
+            <w:r>
+              <w:rPr>
+                <w:rFonts w:cs="Arial"/>
+                <w:b/>
+                <w:sz w:val="28"/>
+                <w:szCs w:val="32"/>
+                <w:lang w:val="it-IT"/>
+              </w:rPr>
+              <w:t>3</w:t>
+            </w:r>
+          </w:p>
+        </w:tc>
+        <w:tc>
+          <w:tcPr>
+            <w:tcW w:w="5103" w:type="dxa"/>
+            <w:tcBorders>
+              <w:top w:val="single" w:sz="4" w:space="0" w:color="000000"/>
+              <w:left w:val="single" w:sz="4" w:space="0" w:color="000000"/>
+              <w:bottom w:val="single" w:sz="4" w:space="0" w:color="000000"/>
+              <w:right w:val="single" w:sz="4" w:space="0" w:color="000000"/>
+            </w:tcBorders>
+          </w:tcPr>
+          <w:p>
+            <w:pPr>
+              <w:widowControl w:val="0"/>
+              <w:autoSpaceDE w:val="0"/>
+              <w:autoSpaceDN w:val="0"/>
+              <w:adjustRightInd w:val="0"/>
+              <w:spacing w:before="0" w:line="240" w:lineRule="auto"/>
+              <w:rPr>
+                <w:rFonts w:ascii="BRH Malayalam Extra" w:eastAsia="Times New Roman" w:hAnsi="BRH Malayalam Extra" w:cs="BRH Malayalam Extra"/>
+                <w:color w:val="000000"/>
+                <w:sz w:val="40"/>
+                <w:szCs w:val="40"/>
+                <w:lang w:val="en-IN" w:eastAsia="en-IN" w:bidi="ml-IN"/>
+              </w:rPr>
+            </w:pPr>
+            <w:r>
+              <w:rPr>
+                <w:rFonts w:ascii="BRH Malayalam Extra" w:eastAsia="Times New Roman" w:hAnsi="BRH Malayalam Extra" w:cs="BRH Malayalam Extra"/>
+                <w:color w:val="000000"/>
+                <w:sz w:val="40"/>
+                <w:szCs w:val="40"/>
+                <w:lang w:val="en-IN" w:eastAsia="en-IN" w:bidi="ml-IN"/>
+              </w:rPr>
+              <w:t>D</w:t>
+            </w:r>
+            <w:r>
+              <w:rPr>
+                <w:rFonts w:ascii="BRH Malayalam Extra" w:eastAsia="Times New Roman" w:hAnsi="BRH Malayalam Extra" w:cs="BRH Malayalam Extra"/>
+                <w:color w:val="000000"/>
+                <w:sz w:val="32"/>
+                <w:szCs w:val="40"/>
+                <w:highlight w:val="yellow"/>
+                <w:lang w:val="en-IN" w:eastAsia="en-IN" w:bidi="ml-IN"/>
+              </w:rPr>
+              <w:t>–</w:t>
+            </w:r>
+            <w:r>
+              <w:rPr>
+                <w:rFonts w:ascii="BRH Malayalam Extra" w:eastAsia="Times New Roman" w:hAnsi="BRH Malayalam Extra" w:cs="BRH Malayalam Extra"/>
+                <w:color w:val="000000"/>
+                <w:sz w:val="40"/>
+                <w:szCs w:val="40"/>
+                <w:highlight w:val="yellow"/>
+                <w:lang w:val="en-IN" w:eastAsia="en-IN" w:bidi="ml-IN"/>
+              </w:rPr>
+              <w:t>¥L</w:t>
+            </w:r>
+            <w:r>
+              <w:rPr>
+                <w:rFonts w:ascii="BRH Malayalam Extra" w:eastAsia="Times New Roman" w:hAnsi="BRH Malayalam Extra" w:cs="BRH Malayalam Extra"/>
+                <w:color w:val="000000"/>
+                <w:sz w:val="32"/>
+                <w:szCs w:val="40"/>
+                <w:lang w:val="en-IN" w:eastAsia="en-IN" w:bidi="ml-IN"/>
+              </w:rPr>
+              <w:t>–</w:t>
+            </w:r>
+            <w:r>
+              <w:rPr>
+                <w:rFonts w:ascii="BRH Malayalam Extra" w:eastAsia="Times New Roman" w:hAnsi="BRH Malayalam Extra" w:cs="BRH Malayalam Extra"/>
+                <w:color w:val="000000"/>
+                <w:sz w:val="40"/>
+                <w:szCs w:val="40"/>
+                <w:lang w:val="en-IN" w:eastAsia="en-IN" w:bidi="ml-IN"/>
+              </w:rPr>
+              <w:t xml:space="preserve"> CZõ¡—¥L ||</w:t>
+            </w:r>
+          </w:p>
+        </w:tc>
+        <w:tc>
+          <w:tcPr>
+            <w:tcW w:w="5386" w:type="dxa"/>
+            <w:tcBorders>
+              <w:top w:val="single" w:sz="4" w:space="0" w:color="000000"/>
+              <w:left w:val="single" w:sz="4" w:space="0" w:color="000000"/>
+              <w:bottom w:val="single" w:sz="4" w:space="0" w:color="000000"/>
+              <w:right w:val="single" w:sz="4" w:space="0" w:color="000000"/>
+            </w:tcBorders>
+          </w:tcPr>
+          <w:p>
+            <w:pPr>
+              <w:widowControl w:val="0"/>
+              <w:autoSpaceDE w:val="0"/>
+              <w:autoSpaceDN w:val="0"/>
+              <w:adjustRightInd w:val="0"/>
+              <w:spacing w:before="0" w:line="240" w:lineRule="auto"/>
+              <w:rPr>
+                <w:rFonts w:ascii="BRH Malayalam Extra" w:eastAsia="Times New Roman" w:hAnsi="BRH Malayalam Extra" w:cs="BRH Malayalam Extra"/>
+                <w:color w:val="000000"/>
+                <w:sz w:val="40"/>
+                <w:szCs w:val="40"/>
+                <w:lang w:val="en-IN" w:eastAsia="en-IN" w:bidi="ml-IN"/>
+              </w:rPr>
+            </w:pPr>
+            <w:r>
+              <w:rPr>
+                <w:rFonts w:ascii="BRH Malayalam Extra" w:eastAsia="Times New Roman" w:hAnsi="BRH Malayalam Extra" w:cs="BRH Malayalam Extra"/>
+                <w:color w:val="000000"/>
+                <w:sz w:val="40"/>
+                <w:szCs w:val="40"/>
+                <w:lang w:val="en-IN" w:eastAsia="en-IN" w:bidi="ml-IN"/>
+              </w:rPr>
+              <w:t>D</w:t>
+            </w:r>
+            <w:r>
+              <w:rPr>
+                <w:rFonts w:ascii="BRH Malayalam Extra" w:eastAsia="Times New Roman" w:hAnsi="BRH Malayalam Extra" w:cs="BRH Malayalam Extra"/>
+                <w:color w:val="000000"/>
+                <w:sz w:val="32"/>
+                <w:szCs w:val="40"/>
+                <w:highlight w:val="yellow"/>
+                <w:lang w:val="en-IN" w:eastAsia="en-IN" w:bidi="ml-IN"/>
+              </w:rPr>
+              <w:t>–</w:t>
+            </w:r>
+            <w:r>
+              <w:rPr>
+                <w:rFonts w:ascii="BRH Malayalam Extra" w:eastAsia="Times New Roman" w:hAnsi="BRH Malayalam Extra" w:cs="BRH Malayalam Extra"/>
+                <w:color w:val="000000"/>
+                <w:sz w:val="40"/>
+                <w:szCs w:val="40"/>
+                <w:highlight w:val="green"/>
+                <w:lang w:val="en-IN" w:eastAsia="en-IN" w:bidi="ml-IN"/>
+              </w:rPr>
+              <w:t>L</w:t>
+            </w:r>
+            <w:r>
+              <w:rPr>
+                <w:rFonts w:ascii="BRH Malayalam Extra" w:eastAsia="Times New Roman" w:hAnsi="BRH Malayalam Extra" w:cs="BRH Malayalam Extra"/>
+                <w:color w:val="000000"/>
+                <w:sz w:val="32"/>
+                <w:szCs w:val="40"/>
+                <w:lang w:val="en-IN" w:eastAsia="en-IN" w:bidi="ml-IN"/>
+              </w:rPr>
+              <w:t>–</w:t>
+            </w:r>
+            <w:r>
+              <w:rPr>
+                <w:rFonts w:ascii="BRH Malayalam Extra" w:eastAsia="Times New Roman" w:hAnsi="BRH Malayalam Extra" w:cs="BRH Malayalam Extra"/>
+                <w:color w:val="000000"/>
+                <w:sz w:val="40"/>
+                <w:szCs w:val="40"/>
+                <w:lang w:val="en-IN" w:eastAsia="en-IN" w:bidi="ml-IN"/>
+              </w:rPr>
+              <w:t xml:space="preserve"> CZõ¡—¥L ||</w:t>
+            </w:r>
+          </w:p>
+        </w:tc>
+      </w:tr>
+      <w:tr>
+        <w:trPr>
+          <w:trHeight w:val="1436"/>
+        </w:trPr>
+        <w:tc>
+          <w:tcPr>
+            <w:tcW w:w="3999" w:type="dxa"/>
+            <w:gridSpan w:val="2"/>
+            <w:tcBorders>
+              <w:top w:val="single" w:sz="4" w:space="0" w:color="000000"/>
+              <w:left w:val="single" w:sz="4" w:space="0" w:color="000000"/>
+              <w:bottom w:val="single" w:sz="4" w:space="0" w:color="000000"/>
+              <w:right w:val="single" w:sz="4" w:space="0" w:color="000000"/>
+            </w:tcBorders>
+          </w:tcPr>
+          <w:p>
+            <w:pPr>
+              <w:widowControl w:val="0"/>
+              <w:tabs>
+                <w:tab w:val="left" w:pos="993"/>
+              </w:tabs>
+              <w:autoSpaceDE w:val="0"/>
+              <w:autoSpaceDN w:val="0"/>
+              <w:adjustRightInd w:val="0"/>
+              <w:spacing w:before="0" w:line="240" w:lineRule="auto"/>
+              <w:ind w:right="297"/>
+              <w:rPr>
+                <w:rFonts w:cs="Arial"/>
+                <w:b/>
+                <w:sz w:val="28"/>
+                <w:szCs w:val="32"/>
+              </w:rPr>
+            </w:pPr>
+            <w:r>
+              <w:rPr>
+                <w:rFonts w:cs="Arial"/>
+                <w:b/>
+                <w:sz w:val="28"/>
+                <w:szCs w:val="32"/>
+              </w:rPr>
+              <w:t>T.S.4.1.6.2 – Kramam</w:t>
+            </w:r>
+          </w:p>
+          <w:p>
+            <w:pPr>
+              <w:widowControl w:val="0"/>
+              <w:tabs>
+                <w:tab w:val="left" w:pos="993"/>
+              </w:tabs>
+              <w:autoSpaceDE w:val="0"/>
+              <w:autoSpaceDN w:val="0"/>
+              <w:adjustRightInd w:val="0"/>
+              <w:spacing w:before="0" w:line="240" w:lineRule="auto"/>
+              <w:ind w:right="297"/>
+              <w:rPr>
+                <w:rFonts w:cs="Arial"/>
+                <w:b/>
+                <w:szCs w:val="28"/>
+                <w:lang w:val="en-IN"/>
+              </w:rPr>
+            </w:pPr>
+            <w:r>
+              <w:rPr>
+                <w:rFonts w:cs="Arial"/>
+                <w:b/>
+                <w:szCs w:val="28"/>
+                <w:lang w:val="en-IN"/>
+              </w:rPr>
+              <w:t>Krama Vaakyam No. 55 ,56</w:t>
+            </w:r>
+          </w:p>
+          <w:p>
+            <w:pPr>
+              <w:widowControl w:val="0"/>
+              <w:tabs>
+                <w:tab w:val="left" w:pos="993"/>
+              </w:tabs>
+              <w:autoSpaceDE w:val="0"/>
+              <w:autoSpaceDN w:val="0"/>
+              <w:adjustRightInd w:val="0"/>
+              <w:spacing w:before="0" w:line="240" w:lineRule="auto"/>
+              <w:ind w:right="297"/>
+              <w:rPr>
+                <w:rFonts w:cs="Arial"/>
+                <w:b/>
+                <w:sz w:val="28"/>
+                <w:szCs w:val="32"/>
+                <w:lang w:val="it-IT"/>
+              </w:rPr>
+            </w:pPr>
+            <w:r>
+              <w:rPr>
+                <w:rFonts w:cs="Arial"/>
+                <w:b/>
+                <w:sz w:val="28"/>
+                <w:szCs w:val="32"/>
+                <w:lang w:val="it-IT"/>
+              </w:rPr>
+              <w:t>Panchaati No</w:t>
+            </w:r>
+            <w:r>
+              <w:rPr>
+                <w:rFonts w:cs="Arial"/>
+                <w:b/>
+                <w:szCs w:val="32"/>
+                <w:lang w:val="it-IT"/>
+              </w:rPr>
+              <w:t xml:space="preserve">. - </w:t>
+            </w:r>
+            <w:r>
+              <w:rPr>
+                <w:rFonts w:cs="Arial"/>
+                <w:b/>
+                <w:sz w:val="28"/>
+                <w:szCs w:val="32"/>
+                <w:lang w:val="it-IT"/>
+              </w:rPr>
+              <w:t>23</w:t>
+            </w:r>
+          </w:p>
+        </w:tc>
+        <w:tc>
+          <w:tcPr>
+            <w:tcW w:w="5103" w:type="dxa"/>
+            <w:tcBorders>
+              <w:top w:val="single" w:sz="4" w:space="0" w:color="000000"/>
+              <w:left w:val="single" w:sz="4" w:space="0" w:color="000000"/>
+              <w:bottom w:val="single" w:sz="4" w:space="0" w:color="000000"/>
+              <w:right w:val="single" w:sz="4" w:space="0" w:color="000000"/>
+            </w:tcBorders>
+          </w:tcPr>
+          <w:p>
+            <w:pPr>
+              <w:widowControl w:val="0"/>
+              <w:autoSpaceDE w:val="0"/>
+              <w:autoSpaceDN w:val="0"/>
+              <w:adjustRightInd w:val="0"/>
+              <w:spacing w:before="0" w:line="240" w:lineRule="auto"/>
+              <w:rPr>
+                <w:rFonts w:ascii="BRH Malayalam Extra" w:eastAsia="Times New Roman" w:hAnsi="BRH Malayalam Extra" w:cs="BRH Malayalam Extra"/>
+                <w:sz w:val="40"/>
+                <w:szCs w:val="40"/>
+                <w:lang w:val="it-IT" w:eastAsia="en-IN" w:bidi="ml-IN"/>
+              </w:rPr>
+            </w:pPr>
+            <w:r>
+              <w:rPr>
+                <w:rFonts w:ascii="BRH Malayalam Extra" w:eastAsia="Times New Roman" w:hAnsi="BRH Malayalam Extra" w:cs="BRH Malayalam Extra"/>
+                <w:sz w:val="40"/>
+                <w:szCs w:val="40"/>
+                <w:lang w:val="it-IT" w:eastAsia="en-IN" w:bidi="ml-IN"/>
+              </w:rPr>
+              <w:t>b</w:t>
+            </w:r>
+            <w:r>
+              <w:rPr>
+                <w:rFonts w:ascii="BRH Malayalam Extra" w:eastAsia="Times New Roman" w:hAnsi="BRH Malayalam Extra" w:cs="BRH Malayalam Extra"/>
+                <w:sz w:val="32"/>
+                <w:szCs w:val="40"/>
+                <w:lang w:val="it-IT" w:eastAsia="en-IN" w:bidi="ml-IN"/>
+              </w:rPr>
+              <w:t>–</w:t>
+            </w:r>
+            <w:r>
+              <w:rPr>
+                <w:rFonts w:ascii="BRH Malayalam Extra" w:eastAsia="Times New Roman" w:hAnsi="BRH Malayalam Extra" w:cs="BRH Malayalam Extra"/>
+                <w:sz w:val="40"/>
+                <w:szCs w:val="40"/>
+                <w:lang w:val="it-IT" w:eastAsia="en-IN" w:bidi="ml-IN"/>
+              </w:rPr>
+              <w:t>bx</w:t>
+            </w:r>
+            <w:r>
+              <w:rPr>
+                <w:rFonts w:ascii="BRH Malayalam Extra" w:eastAsia="Times New Roman" w:hAnsi="BRH Malayalam Extra" w:cs="BRH Malayalam Extra"/>
+                <w:sz w:val="32"/>
+                <w:szCs w:val="40"/>
+                <w:lang w:val="it-IT" w:eastAsia="en-IN" w:bidi="ml-IN"/>
+              </w:rPr>
+              <w:t>–</w:t>
+            </w:r>
+            <w:r>
+              <w:rPr>
+                <w:rFonts w:ascii="BRH Malayalam Extra" w:eastAsia="Times New Roman" w:hAnsi="BRH Malayalam Extra" w:cs="BRH Malayalam Extra"/>
+                <w:sz w:val="40"/>
+                <w:szCs w:val="40"/>
+                <w:lang w:val="it-IT" w:eastAsia="en-IN" w:bidi="ml-IN"/>
+              </w:rPr>
+              <w:t>iõhy—¤¤</w:t>
+            </w:r>
+            <w:r>
+              <w:rPr>
+                <w:rFonts w:ascii="BRH Malayalam Extra" w:eastAsia="Times New Roman" w:hAnsi="BRH Malayalam Extra" w:cs="BRH Malayalam Extra"/>
+                <w:sz w:val="40"/>
+                <w:szCs w:val="40"/>
+                <w:highlight w:val="yellow"/>
+                <w:lang w:val="it-IT" w:eastAsia="en-IN" w:bidi="ml-IN"/>
+              </w:rPr>
+              <w:t>Z</w:t>
+            </w:r>
+            <w:r>
+              <w:rPr>
+                <w:rFonts w:ascii="BRH Malayalam Extra" w:eastAsia="Times New Roman" w:hAnsi="BRH Malayalam Extra" w:cs="BRH Malayalam Extra"/>
+                <w:sz w:val="40"/>
+                <w:szCs w:val="40"/>
+                <w:lang w:val="it-IT" w:eastAsia="en-IN" w:bidi="ml-IN"/>
+              </w:rPr>
+              <w:t xml:space="preserve">õ | </w:t>
+            </w:r>
+          </w:p>
+          <w:p>
+            <w:pPr>
+              <w:widowControl w:val="0"/>
+              <w:autoSpaceDE w:val="0"/>
+              <w:autoSpaceDN w:val="0"/>
+              <w:adjustRightInd w:val="0"/>
+              <w:spacing w:before="0" w:line="240" w:lineRule="auto"/>
+              <w:rPr>
+                <w:rFonts w:ascii="BRH Devanagari Extra" w:hAnsi="BRH Devanagari Extra" w:cs="BRH Devanagari Extra"/>
+                <w:sz w:val="40"/>
+                <w:szCs w:val="40"/>
+                <w:lang w:val="it-IT"/>
+              </w:rPr>
+            </w:pPr>
+            <w:r>
+              <w:rPr>
+                <w:rFonts w:ascii="BRH Malayalam Extra" w:eastAsia="Times New Roman" w:hAnsi="BRH Malayalam Extra" w:cs="BRH Malayalam Extra"/>
+                <w:sz w:val="40"/>
+                <w:szCs w:val="40"/>
+                <w:lang w:val="it-IT" w:eastAsia="en-IN" w:bidi="ml-IN"/>
+              </w:rPr>
+              <w:t>Ahy—</w:t>
+            </w:r>
+            <w:r>
+              <w:rPr>
+                <w:rFonts w:ascii="BRH Malayalam Extra" w:eastAsia="Times New Roman" w:hAnsi="BRH Malayalam Extra" w:cs="BRH Malayalam Extra"/>
+                <w:sz w:val="40"/>
+                <w:szCs w:val="40"/>
+                <w:highlight w:val="yellow"/>
+                <w:lang w:val="it-IT" w:eastAsia="en-IN" w:bidi="ml-IN"/>
+              </w:rPr>
+              <w:t>Z</w:t>
+            </w:r>
+            <w:r>
+              <w:rPr>
+                <w:rFonts w:ascii="BRH Malayalam Extra" w:eastAsia="Times New Roman" w:hAnsi="BRH Malayalam Extra" w:cs="BRH Malayalam Extra"/>
+                <w:sz w:val="40"/>
+                <w:szCs w:val="40"/>
+                <w:lang w:val="it-IT" w:eastAsia="en-IN" w:bidi="ml-IN"/>
+              </w:rPr>
+              <w:t>õx</w:t>
+            </w:r>
+            <w:r>
+              <w:rPr>
+                <w:rFonts w:ascii="BRH Malayalam Extra" w:eastAsia="Times New Roman" w:hAnsi="BRH Malayalam Extra" w:cs="BRH Malayalam Extra"/>
+                <w:sz w:val="32"/>
+                <w:szCs w:val="40"/>
+                <w:lang w:val="it-IT" w:eastAsia="en-IN" w:bidi="ml-IN"/>
+              </w:rPr>
+              <w:t>–</w:t>
+            </w:r>
+            <w:r>
+              <w:rPr>
+                <w:rFonts w:ascii="BRH Malayalam Extra" w:eastAsia="Times New Roman" w:hAnsi="BRH Malayalam Extra" w:cs="BRH Malayalam Extra"/>
+                <w:sz w:val="40"/>
+                <w:szCs w:val="40"/>
+                <w:lang w:val="it-IT" w:eastAsia="en-IN" w:bidi="ml-IN"/>
+              </w:rPr>
+              <w:t xml:space="preserve"> CZõhy—¤¤</w:t>
+            </w:r>
+            <w:r>
+              <w:rPr>
+                <w:rFonts w:ascii="BRH Malayalam Extra" w:eastAsia="Times New Roman" w:hAnsi="BRH Malayalam Extra" w:cs="BRH Malayalam Extra"/>
+                <w:sz w:val="40"/>
+                <w:szCs w:val="40"/>
+                <w:highlight w:val="yellow"/>
+                <w:lang w:val="it-IT" w:eastAsia="en-IN" w:bidi="ml-IN"/>
+              </w:rPr>
+              <w:t>Z</w:t>
+            </w:r>
+            <w:r>
+              <w:rPr>
+                <w:rFonts w:ascii="BRH Malayalam Extra" w:eastAsia="Times New Roman" w:hAnsi="BRH Malayalam Extra" w:cs="BRH Malayalam Extra"/>
+                <w:sz w:val="40"/>
+                <w:szCs w:val="40"/>
+                <w:lang w:val="it-IT" w:eastAsia="en-IN" w:bidi="ml-IN"/>
+              </w:rPr>
+              <w:t>õ ||</w:t>
+            </w:r>
+          </w:p>
+        </w:tc>
+        <w:tc>
+          <w:tcPr>
+            <w:tcW w:w="5386" w:type="dxa"/>
+            <w:tcBorders>
+              <w:top w:val="single" w:sz="4" w:space="0" w:color="000000"/>
+              <w:left w:val="single" w:sz="4" w:space="0" w:color="000000"/>
+              <w:bottom w:val="single" w:sz="4" w:space="0" w:color="000000"/>
+              <w:right w:val="single" w:sz="4" w:space="0" w:color="000000"/>
+            </w:tcBorders>
+          </w:tcPr>
+          <w:p>
+            <w:pPr>
+              <w:widowControl w:val="0"/>
+              <w:autoSpaceDE w:val="0"/>
+              <w:autoSpaceDN w:val="0"/>
+              <w:adjustRightInd w:val="0"/>
+              <w:spacing w:before="0" w:line="240" w:lineRule="auto"/>
+              <w:rPr>
+                <w:rFonts w:ascii="BRH Malayalam Extra" w:eastAsia="Times New Roman" w:hAnsi="BRH Malayalam Extra" w:cs="BRH Malayalam Extra"/>
+                <w:sz w:val="40"/>
+                <w:szCs w:val="40"/>
+                <w:lang w:val="it-IT" w:eastAsia="en-IN" w:bidi="ml-IN"/>
+              </w:rPr>
+            </w:pPr>
+            <w:r>
+              <w:rPr>
+                <w:rFonts w:ascii="BRH Malayalam Extra" w:eastAsia="Times New Roman" w:hAnsi="BRH Malayalam Extra" w:cs="BRH Malayalam Extra"/>
+                <w:sz w:val="40"/>
+                <w:szCs w:val="40"/>
+                <w:lang w:val="it-IT" w:eastAsia="en-IN" w:bidi="ml-IN"/>
+              </w:rPr>
+              <w:t>b</w:t>
+            </w:r>
+            <w:r>
+              <w:rPr>
+                <w:rFonts w:ascii="BRH Malayalam Extra" w:eastAsia="Times New Roman" w:hAnsi="BRH Malayalam Extra" w:cs="BRH Malayalam Extra"/>
+                <w:sz w:val="32"/>
+                <w:szCs w:val="40"/>
+                <w:lang w:val="it-IT" w:eastAsia="en-IN" w:bidi="ml-IN"/>
+              </w:rPr>
+              <w:t>–</w:t>
+            </w:r>
+            <w:r>
+              <w:rPr>
+                <w:rFonts w:ascii="BRH Malayalam Extra" w:eastAsia="Times New Roman" w:hAnsi="BRH Malayalam Extra" w:cs="BRH Malayalam Extra"/>
+                <w:sz w:val="40"/>
+                <w:szCs w:val="40"/>
+                <w:lang w:val="it-IT" w:eastAsia="en-IN" w:bidi="ml-IN"/>
+              </w:rPr>
+              <w:t>bx</w:t>
+            </w:r>
+            <w:r>
+              <w:rPr>
+                <w:rFonts w:ascii="BRH Malayalam Extra" w:eastAsia="Times New Roman" w:hAnsi="BRH Malayalam Extra" w:cs="BRH Malayalam Extra"/>
+                <w:sz w:val="32"/>
+                <w:szCs w:val="40"/>
+                <w:lang w:val="it-IT" w:eastAsia="en-IN" w:bidi="ml-IN"/>
+              </w:rPr>
+              <w:t>–</w:t>
+            </w:r>
+            <w:r>
+              <w:rPr>
+                <w:rFonts w:ascii="BRH Malayalam Extra" w:eastAsia="Times New Roman" w:hAnsi="BRH Malayalam Extra" w:cs="BRH Malayalam Extra"/>
+                <w:sz w:val="40"/>
+                <w:szCs w:val="40"/>
+                <w:lang w:val="it-IT" w:eastAsia="en-IN" w:bidi="ml-IN"/>
+              </w:rPr>
+              <w:t>iõhy—¤¤</w:t>
+            </w:r>
+            <w:r>
+              <w:rPr>
+                <w:rFonts w:ascii="BRH Malayalam Extra" w:eastAsia="Times New Roman" w:hAnsi="BRH Malayalam Extra" w:cs="BRH Malayalam Extra"/>
+                <w:sz w:val="40"/>
+                <w:szCs w:val="40"/>
+                <w:highlight w:val="green"/>
+                <w:lang w:val="it-IT" w:eastAsia="en-IN" w:bidi="ml-IN"/>
+              </w:rPr>
+              <w:t>À</w:t>
+            </w:r>
+            <w:r>
+              <w:rPr>
+                <w:rFonts w:ascii="BRH Malayalam Extra" w:eastAsia="Times New Roman" w:hAnsi="BRH Malayalam Extra" w:cs="BRH Malayalam Extra"/>
+                <w:sz w:val="40"/>
+                <w:szCs w:val="40"/>
+                <w:lang w:val="it-IT" w:eastAsia="en-IN" w:bidi="ml-IN"/>
+              </w:rPr>
+              <w:t xml:space="preserve">õ | </w:t>
+            </w:r>
+          </w:p>
+          <w:p>
+            <w:pPr>
+              <w:widowControl w:val="0"/>
+              <w:autoSpaceDE w:val="0"/>
+              <w:autoSpaceDN w:val="0"/>
+              <w:adjustRightInd w:val="0"/>
+              <w:spacing w:before="0" w:line="240" w:lineRule="auto"/>
+              <w:rPr>
+                <w:rFonts w:ascii="BRH Devanagari Extra" w:hAnsi="BRH Devanagari Extra" w:cs="BRH Devanagari Extra"/>
+                <w:sz w:val="40"/>
+                <w:szCs w:val="40"/>
+                <w:lang w:val="it-IT"/>
+              </w:rPr>
+            </w:pPr>
+            <w:r>
+              <w:rPr>
+                <w:rFonts w:ascii="BRH Malayalam Extra" w:eastAsia="Times New Roman" w:hAnsi="BRH Malayalam Extra" w:cs="BRH Malayalam Extra"/>
+                <w:sz w:val="40"/>
+                <w:szCs w:val="40"/>
+                <w:lang w:val="it-IT" w:eastAsia="en-IN" w:bidi="ml-IN"/>
+              </w:rPr>
+              <w:t>Ahy—</w:t>
+            </w:r>
+            <w:r>
+              <w:rPr>
+                <w:rFonts w:ascii="BRH Malayalam Extra" w:eastAsia="Times New Roman" w:hAnsi="BRH Malayalam Extra" w:cs="BRH Malayalam Extra"/>
+                <w:sz w:val="40"/>
+                <w:szCs w:val="40"/>
+                <w:highlight w:val="green"/>
+                <w:lang w:val="it-IT" w:eastAsia="en-IN" w:bidi="ml-IN"/>
+              </w:rPr>
+              <w:t>À</w:t>
+            </w:r>
+            <w:r>
+              <w:rPr>
+                <w:rFonts w:ascii="BRH Malayalam Extra" w:eastAsia="Times New Roman" w:hAnsi="BRH Malayalam Extra" w:cs="BRH Malayalam Extra"/>
+                <w:sz w:val="40"/>
+                <w:szCs w:val="40"/>
+                <w:lang w:val="it-IT" w:eastAsia="en-IN" w:bidi="ml-IN"/>
+              </w:rPr>
+              <w:t>õx</w:t>
+            </w:r>
+            <w:r>
+              <w:rPr>
+                <w:rFonts w:ascii="BRH Malayalam Extra" w:eastAsia="Times New Roman" w:hAnsi="BRH Malayalam Extra" w:cs="BRH Malayalam Extra"/>
+                <w:sz w:val="32"/>
+                <w:szCs w:val="40"/>
+                <w:lang w:val="it-IT" w:eastAsia="en-IN" w:bidi="ml-IN"/>
+              </w:rPr>
+              <w:t>–</w:t>
+            </w:r>
+            <w:r>
+              <w:rPr>
+                <w:rFonts w:ascii="BRH Malayalam Extra" w:eastAsia="Times New Roman" w:hAnsi="BRH Malayalam Extra" w:cs="BRH Malayalam Extra"/>
+                <w:sz w:val="40"/>
+                <w:szCs w:val="40"/>
+                <w:lang w:val="it-IT" w:eastAsia="en-IN" w:bidi="ml-IN"/>
+              </w:rPr>
+              <w:t xml:space="preserve"> CZõhy—¤¤</w:t>
+            </w:r>
+            <w:r>
+              <w:rPr>
+                <w:rFonts w:ascii="BRH Malayalam Extra" w:eastAsia="Times New Roman" w:hAnsi="BRH Malayalam Extra" w:cs="BRH Malayalam Extra"/>
+                <w:sz w:val="40"/>
+                <w:szCs w:val="40"/>
+                <w:highlight w:val="green"/>
+                <w:lang w:val="it-IT" w:eastAsia="en-IN" w:bidi="ml-IN"/>
+              </w:rPr>
+              <w:t>À</w:t>
+            </w:r>
+            <w:r>
+              <w:rPr>
+                <w:rFonts w:ascii="BRH Malayalam Extra" w:eastAsia="Times New Roman" w:hAnsi="BRH Malayalam Extra" w:cs="BRH Malayalam Extra"/>
+                <w:sz w:val="40"/>
+                <w:szCs w:val="40"/>
+                <w:lang w:val="it-IT" w:eastAsia="en-IN" w:bidi="ml-IN"/>
+              </w:rPr>
+              <w:t>õ ||</w:t>
+            </w:r>
+          </w:p>
+        </w:tc>
+      </w:tr>
+      <w:tr>
+        <w:trPr>
+          <w:gridBefore w:val="1"/>
+          <w:wBefore w:w="29" w:type="dxa"/>
+          <w:trHeight w:val="1361"/>
+        </w:trPr>
+        <w:tc>
+          <w:tcPr>
+            <w:tcW w:w="3970" w:type="dxa"/>
+          </w:tcPr>
+          <w:p>
+            <w:pPr>
+              <w:widowControl w:val="0"/>
+              <w:tabs>
+                <w:tab w:val="left" w:pos="993"/>
+              </w:tabs>
+              <w:autoSpaceDE w:val="0"/>
+              <w:autoSpaceDN w:val="0"/>
+              <w:adjustRightInd w:val="0"/>
+              <w:spacing w:before="0" w:line="240" w:lineRule="auto"/>
+              <w:ind w:right="297"/>
+              <w:rPr>
+                <w:rFonts w:cs="Arial"/>
+                <w:b/>
+                <w:sz w:val="28"/>
+                <w:szCs w:val="32"/>
+              </w:rPr>
+            </w:pPr>
+            <w:r>
+              <w:rPr>
+                <w:rFonts w:cs="Arial"/>
+                <w:b/>
+                <w:sz w:val="28"/>
+                <w:szCs w:val="32"/>
+              </w:rPr>
+              <w:t>T.S.4.1.8.4 – Kramam</w:t>
+            </w:r>
+          </w:p>
+          <w:p>
+            <w:pPr>
+              <w:widowControl w:val="0"/>
+              <w:tabs>
+                <w:tab w:val="left" w:pos="993"/>
+              </w:tabs>
+              <w:autoSpaceDE w:val="0"/>
+              <w:autoSpaceDN w:val="0"/>
+              <w:adjustRightInd w:val="0"/>
+              <w:spacing w:before="0" w:line="240" w:lineRule="auto"/>
+              <w:ind w:right="297"/>
+              <w:rPr>
+                <w:rFonts w:cs="Arial"/>
+                <w:b/>
+                <w:sz w:val="28"/>
+                <w:szCs w:val="32"/>
+                <w:lang w:val="en-IN"/>
+              </w:rPr>
+            </w:pPr>
+            <w:r>
+              <w:rPr>
+                <w:rFonts w:cs="Arial"/>
+                <w:b/>
+                <w:sz w:val="28"/>
+                <w:szCs w:val="32"/>
+                <w:lang w:val="en-IN"/>
+              </w:rPr>
+              <w:t>Krama Vaakyam No. - 6</w:t>
+            </w:r>
+          </w:p>
+          <w:p>
+            <w:pPr>
+              <w:widowControl w:val="0"/>
+              <w:autoSpaceDE w:val="0"/>
+              <w:autoSpaceDN w:val="0"/>
+              <w:adjustRightInd w:val="0"/>
+              <w:spacing w:before="0" w:line="240" w:lineRule="auto"/>
+              <w:rPr>
+                <w:rFonts w:eastAsia="Times New Roman" w:cs="Arial"/>
+                <w:b/>
+                <w:sz w:val="28"/>
+                <w:szCs w:val="28"/>
+                <w:lang w:eastAsia="en-IN" w:bidi="ml-IN"/>
+              </w:rPr>
+            </w:pPr>
+            <w:r>
+              <w:rPr>
+                <w:rFonts w:cs="Arial"/>
+                <w:b/>
+                <w:sz w:val="28"/>
+                <w:szCs w:val="32"/>
+                <w:lang w:val="it-IT"/>
+              </w:rPr>
+              <w:t>Panchaati No</w:t>
+            </w:r>
+            <w:r>
+              <w:rPr>
+                <w:rFonts w:cs="Arial"/>
+                <w:b/>
+                <w:szCs w:val="32"/>
+                <w:lang w:val="it-IT"/>
+              </w:rPr>
+              <w:t xml:space="preserve">. - </w:t>
+            </w:r>
+            <w:r>
+              <w:rPr>
+                <w:rFonts w:cs="Arial"/>
+                <w:b/>
+                <w:sz w:val="28"/>
+                <w:szCs w:val="32"/>
+                <w:lang w:val="it-IT"/>
+              </w:rPr>
+              <w:t>32</w:t>
+            </w:r>
+          </w:p>
+        </w:tc>
+        <w:tc>
+          <w:tcPr>
+            <w:tcW w:w="5103" w:type="dxa"/>
+          </w:tcPr>
+          <w:p>
+            <w:pPr>
+              <w:widowControl w:val="0"/>
+              <w:autoSpaceDE w:val="0"/>
+              <w:autoSpaceDN w:val="0"/>
+              <w:adjustRightInd w:val="0"/>
+              <w:spacing w:before="0" w:line="240" w:lineRule="auto"/>
+              <w:rPr>
+                <w:rFonts w:ascii="BRH Malayalam Extra" w:eastAsia="Times New Roman" w:hAnsi="BRH Malayalam Extra" w:cs="BRH Malayalam Extra"/>
+                <w:sz w:val="40"/>
+                <w:szCs w:val="40"/>
+                <w:lang w:val="en-IN" w:eastAsia="en-IN" w:bidi="ml-IN"/>
+              </w:rPr>
+            </w:pPr>
+            <w:r>
+              <w:rPr>
+                <w:rFonts w:ascii="BRH Malayalam Extra" w:eastAsia="Times New Roman" w:hAnsi="BRH Malayalam Extra" w:cs="BRH Malayalam Extra"/>
+                <w:sz w:val="40"/>
+                <w:szCs w:val="40"/>
+                <w:lang w:val="en-IN" w:eastAsia="en-IN" w:bidi="ml-IN"/>
+              </w:rPr>
+              <w:t>t</w:t>
+            </w:r>
+            <w:r>
+              <w:rPr>
+                <w:rFonts w:ascii="BRH Malayalam Extra" w:eastAsia="Times New Roman" w:hAnsi="BRH Malayalam Extra" w:cs="BRH Malayalam Extra"/>
+                <w:sz w:val="32"/>
+                <w:szCs w:val="40"/>
+                <w:lang w:val="en-IN" w:eastAsia="en-IN" w:bidi="ml-IN"/>
+              </w:rPr>
+              <w:t>–</w:t>
+            </w:r>
+            <w:r>
+              <w:rPr>
+                <w:rFonts w:ascii="BRH Malayalam Extra" w:eastAsia="Times New Roman" w:hAnsi="BRH Malayalam Extra" w:cs="BRH Malayalam Extra"/>
+                <w:sz w:val="40"/>
+                <w:szCs w:val="40"/>
+                <w:lang w:val="en-IN" w:eastAsia="en-IN" w:bidi="ml-IN"/>
+              </w:rPr>
+              <w:t xml:space="preserve">pyrx— py¥ci | </w:t>
+            </w:r>
+          </w:p>
+          <w:p>
+            <w:pPr>
+              <w:widowControl w:val="0"/>
+              <w:autoSpaceDE w:val="0"/>
+              <w:autoSpaceDN w:val="0"/>
+              <w:adjustRightInd w:val="0"/>
+              <w:spacing w:before="0" w:line="240" w:lineRule="auto"/>
+              <w:rPr>
+                <w:rFonts w:ascii="BRH Malayalam Extra" w:hAnsi="BRH Malayalam Extra" w:cs="BRH Malayalam Extra"/>
+                <w:sz w:val="40"/>
+                <w:szCs w:val="40"/>
+                <w:highlight w:val="yellow"/>
+                <w:lang w:val="en-IN"/>
+              </w:rPr>
+            </w:pPr>
+            <w:r>
+              <w:rPr>
+                <w:rFonts w:ascii="BRH Malayalam Extra" w:eastAsia="Times New Roman" w:hAnsi="BRH Malayalam Extra" w:cs="BRH Malayalam Extra"/>
+                <w:sz w:val="40"/>
+                <w:szCs w:val="40"/>
+                <w:lang w:val="en-IN" w:eastAsia="en-IN" w:bidi="ml-IN"/>
+              </w:rPr>
+              <w:t>py</w:t>
+            </w:r>
+            <w:r>
+              <w:rPr>
+                <w:rFonts w:ascii="BRH Malayalam Extra" w:eastAsia="Times New Roman" w:hAnsi="BRH Malayalam Extra" w:cs="BRH Malayalam Extra"/>
+                <w:sz w:val="32"/>
+                <w:szCs w:val="40"/>
+                <w:lang w:val="en-IN" w:eastAsia="en-IN" w:bidi="ml-IN"/>
+              </w:rPr>
+              <w:t>–</w:t>
+            </w:r>
+            <w:r>
+              <w:rPr>
+                <w:rFonts w:ascii="BRH Malayalam Extra" w:eastAsia="Times New Roman" w:hAnsi="BRH Malayalam Extra" w:cs="BRH Malayalam Extra"/>
+                <w:sz w:val="40"/>
+                <w:szCs w:val="40"/>
+                <w:lang w:val="en-IN" w:eastAsia="en-IN" w:bidi="ml-IN"/>
+              </w:rPr>
+              <w:t>¥c</w:t>
+            </w:r>
+            <w:r>
+              <w:rPr>
+                <w:rFonts w:ascii="BRH Malayalam Extra" w:eastAsia="Times New Roman" w:hAnsi="BRH Malayalam Extra" w:cs="BRH Malayalam Extra"/>
+                <w:sz w:val="32"/>
+                <w:szCs w:val="40"/>
+                <w:lang w:val="en-IN" w:eastAsia="en-IN" w:bidi="ml-IN"/>
+              </w:rPr>
+              <w:t>–</w:t>
+            </w:r>
+            <w:r>
+              <w:rPr>
+                <w:rFonts w:ascii="BRH Malayalam Extra" w:eastAsia="Times New Roman" w:hAnsi="BRH Malayalam Extra" w:cs="BRH Malayalam Extra"/>
+                <w:sz w:val="40"/>
+                <w:szCs w:val="40"/>
+                <w:highlight w:val="yellow"/>
+                <w:lang w:val="en-IN" w:eastAsia="en-IN" w:bidi="ml-IN"/>
+              </w:rPr>
+              <w:t>i</w:t>
+            </w:r>
+            <w:r>
+              <w:rPr>
+                <w:rFonts w:ascii="BRH Malayalam Extra" w:eastAsia="Times New Roman" w:hAnsi="BRH Malayalam Extra" w:cs="BRH Malayalam Extra"/>
+                <w:sz w:val="40"/>
+                <w:szCs w:val="40"/>
+                <w:lang w:val="en-IN" w:eastAsia="en-IN" w:bidi="ml-IN"/>
+              </w:rPr>
+              <w:t xml:space="preserve">Zy— py¥ci || </w:t>
+            </w:r>
+          </w:p>
+        </w:tc>
+        <w:tc>
+          <w:tcPr>
+            <w:tcW w:w="5386" w:type="dxa"/>
+          </w:tcPr>
+          <w:p>
+            <w:pPr>
+              <w:widowControl w:val="0"/>
+              <w:autoSpaceDE w:val="0"/>
+              <w:autoSpaceDN w:val="0"/>
+              <w:adjustRightInd w:val="0"/>
+              <w:spacing w:before="0" w:line="240" w:lineRule="auto"/>
+              <w:rPr>
+                <w:rFonts w:ascii="BRH Malayalam Extra" w:eastAsia="Times New Roman" w:hAnsi="BRH Malayalam Extra" w:cs="BRH Malayalam Extra"/>
+                <w:sz w:val="40"/>
+                <w:szCs w:val="40"/>
+                <w:lang w:val="en-IN" w:eastAsia="en-IN" w:bidi="ml-IN"/>
+              </w:rPr>
+            </w:pPr>
+            <w:r>
+              <w:rPr>
+                <w:rFonts w:ascii="BRH Malayalam Extra" w:eastAsia="Times New Roman" w:hAnsi="BRH Malayalam Extra" w:cs="BRH Malayalam Extra"/>
+                <w:sz w:val="40"/>
+                <w:szCs w:val="40"/>
+                <w:lang w:val="en-IN" w:eastAsia="en-IN" w:bidi="ml-IN"/>
+              </w:rPr>
+              <w:t>t</w:t>
+            </w:r>
+            <w:r>
+              <w:rPr>
+                <w:rFonts w:ascii="BRH Malayalam Extra" w:eastAsia="Times New Roman" w:hAnsi="BRH Malayalam Extra" w:cs="BRH Malayalam Extra"/>
+                <w:sz w:val="32"/>
+                <w:szCs w:val="40"/>
+                <w:lang w:val="en-IN" w:eastAsia="en-IN" w:bidi="ml-IN"/>
+              </w:rPr>
+              <w:t>–</w:t>
+            </w:r>
+            <w:r>
+              <w:rPr>
+                <w:rFonts w:ascii="BRH Malayalam Extra" w:eastAsia="Times New Roman" w:hAnsi="BRH Malayalam Extra" w:cs="BRH Malayalam Extra"/>
+                <w:sz w:val="40"/>
+                <w:szCs w:val="40"/>
+                <w:lang w:val="en-IN" w:eastAsia="en-IN" w:bidi="ml-IN"/>
+              </w:rPr>
+              <w:t xml:space="preserve">pyrx— py¥ci | </w:t>
+            </w:r>
+          </w:p>
+          <w:p>
+            <w:pPr>
+              <w:widowControl w:val="0"/>
+              <w:autoSpaceDE w:val="0"/>
+              <w:autoSpaceDN w:val="0"/>
+              <w:adjustRightInd w:val="0"/>
+              <w:spacing w:before="0" w:line="240" w:lineRule="auto"/>
+              <w:rPr>
+                <w:rFonts w:ascii="BRH Malayalam Extra" w:hAnsi="BRH Malayalam Extra" w:cs="BRH Malayalam Extra"/>
+                <w:sz w:val="40"/>
+                <w:szCs w:val="40"/>
+                <w:highlight w:val="green"/>
+                <w:lang w:val="en-IN"/>
+              </w:rPr>
+            </w:pPr>
+            <w:r>
+              <w:rPr>
+                <w:rFonts w:ascii="BRH Malayalam Extra" w:eastAsia="Times New Roman" w:hAnsi="BRH Malayalam Extra" w:cs="BRH Malayalam Extra"/>
+                <w:sz w:val="40"/>
+                <w:szCs w:val="40"/>
+                <w:lang w:val="en-IN" w:eastAsia="en-IN" w:bidi="ml-IN"/>
+              </w:rPr>
+              <w:t>py</w:t>
+            </w:r>
+            <w:r>
+              <w:rPr>
+                <w:rFonts w:ascii="BRH Malayalam Extra" w:eastAsia="Times New Roman" w:hAnsi="BRH Malayalam Extra" w:cs="BRH Malayalam Extra"/>
+                <w:sz w:val="32"/>
+                <w:szCs w:val="40"/>
+                <w:lang w:val="en-IN" w:eastAsia="en-IN" w:bidi="ml-IN"/>
+              </w:rPr>
+              <w:t>–</w:t>
+            </w:r>
+            <w:r>
+              <w:rPr>
+                <w:rFonts w:ascii="BRH Malayalam Extra" w:eastAsia="Times New Roman" w:hAnsi="BRH Malayalam Extra" w:cs="BRH Malayalam Extra"/>
+                <w:sz w:val="40"/>
+                <w:szCs w:val="40"/>
+                <w:lang w:val="en-IN" w:eastAsia="en-IN" w:bidi="ml-IN"/>
+              </w:rPr>
+              <w:t>¥c</w:t>
+            </w:r>
+            <w:r>
+              <w:rPr>
+                <w:rFonts w:ascii="BRH Malayalam Extra" w:eastAsia="Times New Roman" w:hAnsi="BRH Malayalam Extra" w:cs="BRH Malayalam Extra"/>
+                <w:sz w:val="32"/>
+                <w:szCs w:val="40"/>
+                <w:lang w:val="en-IN" w:eastAsia="en-IN" w:bidi="ml-IN"/>
+              </w:rPr>
+              <w:t>–</w:t>
+            </w:r>
+            <w:r>
+              <w:rPr>
+                <w:rFonts w:ascii="BRH Malayalam Extra" w:eastAsia="Times New Roman" w:hAnsi="BRH Malayalam Extra" w:cs="BRH Malayalam Extra"/>
+                <w:sz w:val="40"/>
+                <w:szCs w:val="40"/>
+                <w:highlight w:val="green"/>
+                <w:lang w:val="en-IN" w:eastAsia="en-IN" w:bidi="ml-IN"/>
+              </w:rPr>
+              <w:t>¥</w:t>
+            </w:r>
+            <w:r>
+              <w:rPr>
+                <w:rFonts w:ascii="BRH Malayalam Extra" w:eastAsia="Times New Roman" w:hAnsi="BRH Malayalam Extra" w:cs="BRH Malayalam Extra"/>
+                <w:sz w:val="40"/>
+                <w:szCs w:val="40"/>
+                <w:lang w:val="en-IN" w:eastAsia="en-IN" w:bidi="ml-IN"/>
+              </w:rPr>
+              <w:t xml:space="preserve">iZy— py¥ci || </w:t>
+            </w:r>
+          </w:p>
+        </w:tc>
+      </w:tr>
+      <w:tr>
+        <w:trPr>
+          <w:trHeight w:val="962"/>
+        </w:trPr>
+        <w:tc>
+          <w:tcPr>
+            <w:tcW w:w="3999" w:type="dxa"/>
+            <w:gridSpan w:val="2"/>
             <w:tcBorders>
               <w:top w:val="single" w:sz="4" w:space="0" w:color="000000"/>
               <w:left w:val="single" w:sz="4" w:space="0" w:color="000000"/>
@@ -1355,7 +2644,6 @@
                 <w:sz w:val="28"/>
                 <w:szCs w:val="32"/>
               </w:rPr>
-              <w:lastRenderedPageBreak/>
               <w:t>T.S.4.1.</w:t>
             </w:r>
             <w:r>
@@ -2480,6 +3768,7 @@
               </w:rPr>
               <w:t>¥²</w:t>
             </w:r>
+            <w:proofErr w:type="gramStart"/>
             <w:r>
               <w:rPr>
                 <w:rFonts w:ascii="BRH Malayalam Extra" w:eastAsia="Times New Roman" w:hAnsi="BRH Malayalam Extra" w:cs="BRH Malayalam Extra"/>
@@ -2509,7 +3798,18 @@
                 <w:szCs w:val="40"/>
                 <w:lang w:val="en-IN" w:eastAsia="en-IN" w:bidi="ml-IN"/>
               </w:rPr>
-              <w:t xml:space="preserve"> CZõ—¥² ||</w:t>
+              <w:t xml:space="preserve"> CZõ</w:t>
+            </w:r>
+            <w:proofErr w:type="gramEnd"/>
+            <w:r>
+              <w:rPr>
+                <w:rFonts w:ascii="BRH Malayalam Extra" w:eastAsia="Times New Roman" w:hAnsi="BRH Malayalam Extra" w:cs="BRH Malayalam Extra"/>
+                <w:color w:val="000000"/>
+                <w:sz w:val="40"/>
+                <w:szCs w:val="40"/>
+                <w:lang w:val="en-IN" w:eastAsia="en-IN" w:bidi="ml-IN"/>
+              </w:rPr>
+              <w:t>—¥² ||</w:t>
             </w:r>
           </w:p>
         </w:tc>
@@ -2569,6 +3869,7 @@
               </w:rPr>
               <w:t>²</w:t>
             </w:r>
+            <w:proofErr w:type="gramStart"/>
             <w:r>
               <w:rPr>
                 <w:rFonts w:ascii="BRH Malayalam Extra" w:eastAsia="Times New Roman" w:hAnsi="BRH Malayalam Extra" w:cs="BRH Malayalam Extra"/>
@@ -2598,7 +3899,18 @@
                 <w:szCs w:val="40"/>
                 <w:lang w:val="en-IN" w:eastAsia="en-IN" w:bidi="ml-IN"/>
               </w:rPr>
-              <w:t xml:space="preserve"> CZõ—¥² ||</w:t>
+              <w:t xml:space="preserve"> CZõ</w:t>
+            </w:r>
+            <w:proofErr w:type="gramEnd"/>
+            <w:r>
+              <w:rPr>
+                <w:rFonts w:ascii="BRH Malayalam Extra" w:eastAsia="Times New Roman" w:hAnsi="BRH Malayalam Extra" w:cs="BRH Malayalam Extra"/>
+                <w:color w:val="000000"/>
+                <w:sz w:val="40"/>
+                <w:szCs w:val="40"/>
+                <w:lang w:val="en-IN" w:eastAsia="en-IN" w:bidi="ml-IN"/>
+              </w:rPr>
+              <w:t>—¥² ||</w:t>
             </w:r>
           </w:p>
         </w:tc>
@@ -3000,6 +4312,7 @@
                 <w:sz w:val="28"/>
                 <w:szCs w:val="32"/>
               </w:rPr>
+              <w:lastRenderedPageBreak/>
               <w:t>T.S.4.1.</w:t>
             </w:r>
             <w:r>
@@ -3643,7 +4956,6 @@
                 <w:sz w:val="28"/>
                 <w:szCs w:val="32"/>
               </w:rPr>
-              <w:lastRenderedPageBreak/>
               <w:t>T.S.4.1.1.1 – Kramam</w:t>
             </w:r>
           </w:p>
@@ -4736,6 +6048,7 @@
                 <w:sz w:val="28"/>
                 <w:szCs w:val="32"/>
               </w:rPr>
+              <w:lastRenderedPageBreak/>
               <w:t>Panchaati No</w:t>
             </w:r>
             <w:r>
@@ -4790,6 +6103,7 @@
                 <w:szCs w:val="40"/>
                 <w:lang w:val="en-IN" w:eastAsia="en-IN" w:bidi="ml-IN"/>
               </w:rPr>
+              <w:lastRenderedPageBreak/>
               <w:t>D</w:t>
             </w:r>
             <w:r>
@@ -5967,7 +7281,6 @@
                 <w:sz w:val="28"/>
                 <w:szCs w:val="32"/>
               </w:rPr>
-              <w:lastRenderedPageBreak/>
               <w:t>T.S.4.1.8.6 – Kramam</w:t>
             </w:r>
           </w:p>
@@ -7086,6 +8399,7 @@
                 <w:szCs w:val="40"/>
                 <w:lang w:val="en-IN" w:eastAsia="en-IN" w:bidi="ml-IN"/>
               </w:rPr>
+              <w:lastRenderedPageBreak/>
               <w:t>s</w:t>
             </w:r>
             <w:r>
@@ -7216,6 +8530,7 @@
                 <w:szCs w:val="40"/>
                 <w:lang w:val="en-IN" w:eastAsia="en-IN" w:bidi="ml-IN"/>
               </w:rPr>
+              <w:lastRenderedPageBreak/>
               <w:t>s</w:t>
             </w:r>
             <w:r>
@@ -7344,6 +8659,7 @@
                 <w:szCs w:val="40"/>
                 <w:lang w:val="en-IN" w:eastAsia="en-IN" w:bidi="ml-IN"/>
               </w:rPr>
+              <w:lastRenderedPageBreak/>
               <w:t>s</w:t>
             </w:r>
             <w:r>
@@ -7473,6 +8789,7 @@
                 <w:sz w:val="28"/>
                 <w:szCs w:val="32"/>
               </w:rPr>
+              <w:lastRenderedPageBreak/>
               <w:t>T.S.4.1.11.3 – Kramam</w:t>
             </w:r>
           </w:p>
@@ -7726,7 +9043,16 @@
           <w:bCs/>
           <w:sz w:val="32"/>
         </w:rPr>
-        <w:t>replaced with</w:t>
+        <w:t xml:space="preserve">replaced </w:t>
+      </w:r>
+      <w:proofErr w:type="gramStart"/>
+      <w:r>
+        <w:rPr>
+          <w:b/>
+          <w:bCs/>
+          <w:sz w:val="32"/>
+        </w:rPr>
+        <w:t>with</w:t>
       </w:r>
       <w:r>
         <w:rPr>
@@ -7748,6 +9074,7 @@
         </w:rPr>
         <w:t>"</w:t>
       </w:r>
+      <w:proofErr w:type="gramEnd"/>
       <w:r>
         <w:rPr>
           <w:rFonts w:ascii="BRH Malayalam" w:hAnsi="BRH Malayalam" w:cs="BRH Malayalam"/>
@@ -7759,6 +9086,7 @@
         </w:rPr>
         <w:t>q§T</w:t>
       </w:r>
+      <w:proofErr w:type="gramStart"/>
       <w:r>
         <w:rPr>
           <w:rFonts w:ascii="BRH Malayalam" w:hAnsi="BRH Malayalam" w:cs="BRH Malayalam"/>
@@ -7775,7 +9103,16 @@
           <w:bCs/>
           <w:sz w:val="32"/>
         </w:rPr>
-        <w:t>wherever applicable</w:t>
+        <w:t>wherever</w:t>
+      </w:r>
+      <w:proofErr w:type="gramEnd"/>
+      <w:r>
+        <w:rPr>
+          <w:b/>
+          <w:bCs/>
+          <w:sz w:val="32"/>
+        </w:rPr>
+        <w:t xml:space="preserve"> applicable</w:t>
       </w:r>
     </w:p>
     <w:p>
@@ -7988,7 +9325,6 @@
                 <w:sz w:val="32"/>
                 <w:szCs w:val="32"/>
               </w:rPr>
-              <w:lastRenderedPageBreak/>
               <w:t>Section, Paragraph</w:t>
             </w:r>
           </w:p>
@@ -8709,6 +10045,7 @@
           <w:b/>
           <w:sz w:val="36"/>
         </w:rPr>
+        <w:lastRenderedPageBreak/>
         <w:t>========================</w:t>
       </w:r>
     </w:p>

--- a/TS-Kramam/TS-4.1/TS 4.1 Malayalam Krama Paatam Corrections.docx
+++ b/TS-Kramam/TS-4.1/TS 4.1 Malayalam Krama Paatam Corrections.docx
@@ -81,9 +81,8 @@
           <w:szCs w:val="32"/>
           <w:u w:val="single"/>
         </w:rPr>
-        <w:t xml:space="preserve">Observed </w:t>
+        <w:t xml:space="preserve">Observed till </w:t>
       </w:r>
-      <w:proofErr w:type="gramStart"/>
       <w:r>
         <w:rPr>
           <w:b/>
@@ -92,20 +91,8 @@
           <w:szCs w:val="32"/>
           <w:u w:val="single"/>
         </w:rPr>
-        <w:t xml:space="preserve">till </w:t>
+        <w:t>30th Sep 2026</w:t>
       </w:r>
-      <w:r>
-        <w:rPr>
-          <w:b/>
-          <w:bCs/>
-          <w:sz w:val="32"/>
-          <w:szCs w:val="32"/>
-          <w:highlight w:val="red"/>
-          <w:u w:val="single"/>
-        </w:rPr>
-        <w:t>????</w:t>
-      </w:r>
-      <w:proofErr w:type="gramEnd"/>
     </w:p>
     <w:p>
       <w:pPr>
@@ -308,28 +295,18 @@
                 <w:b/>
                 <w:sz w:val="28"/>
                 <w:szCs w:val="32"/>
-                <w:lang w:val="it-IT"/>
-              </w:rPr>
-            </w:pPr>
-            <w:r>
-              <w:rPr>
-                <w:rFonts w:cs="Arial"/>
-                <w:b/>
-                <w:sz w:val="28"/>
-                <w:szCs w:val="32"/>
-                <w:lang w:val="it-IT"/>
-              </w:rPr>
-              <w:t xml:space="preserve">Krama Vaakyam No. - </w:t>
-            </w:r>
-            <w:r>
-              <w:rPr>
-                <w:rFonts w:cs="Arial"/>
-                <w:b/>
-                <w:sz w:val="28"/>
-                <w:szCs w:val="32"/>
-                <w:lang w:val="it-IT"/>
-              </w:rPr>
-              <w:t>14</w:t>
+                <w:lang w:val="en-IN"/>
+              </w:rPr>
+            </w:pPr>
+            <w:r>
+              <w:rPr>
+                <w:rFonts w:cs="Arial"/>
+                <w:b/>
+                <w:sz w:val="28"/>
+                <w:szCs w:val="32"/>
+                <w:lang w:val="en-IN"/>
+              </w:rPr>
+              <w:t>Krama Vaakyam No. - 14</w:t>
             </w:r>
           </w:p>
           <w:p>
@@ -404,16 +381,16 @@
                 <w:color w:val="000000"/>
                 <w:sz w:val="40"/>
                 <w:szCs w:val="40"/>
-                <w:lang w:val="en-IN" w:eastAsia="en-IN" w:bidi="ml-IN"/>
-              </w:rPr>
-            </w:pPr>
-            <w:r>
-              <w:rPr>
-                <w:rFonts w:ascii="BRH Malayalam Extra" w:eastAsia="Times New Roman" w:hAnsi="BRH Malayalam Extra" w:cs="BRH Malayalam Extra"/>
-                <w:color w:val="000000"/>
-                <w:sz w:val="40"/>
-                <w:szCs w:val="40"/>
-                <w:lang w:val="en-IN" w:eastAsia="en-IN" w:bidi="ml-IN"/>
+                <w:lang w:val="it-IT" w:eastAsia="en-IN" w:bidi="ml-IN"/>
+              </w:rPr>
+            </w:pPr>
+            <w:r>
+              <w:rPr>
+                <w:rFonts w:ascii="BRH Malayalam Extra" w:eastAsia="Times New Roman" w:hAnsi="BRH Malayalam Extra" w:cs="BRH Malayalam Extra"/>
+                <w:color w:val="000000"/>
+                <w:sz w:val="40"/>
+                <w:szCs w:val="40"/>
+                <w:lang w:val="it-IT" w:eastAsia="en-IN" w:bidi="ml-IN"/>
               </w:rPr>
               <w:t>ix pd</w:t>
             </w:r>
@@ -423,17 +400,17 @@
                 <w:color w:val="000000"/>
                 <w:sz w:val="32"/>
                 <w:szCs w:val="40"/>
-                <w:lang w:val="en-IN" w:eastAsia="en-IN" w:bidi="ml-IN"/>
-              </w:rPr>
-              <w:t>–</w:t>
-            </w:r>
-            <w:r>
-              <w:rPr>
-                <w:rFonts w:ascii="BRH Malayalam Extra" w:eastAsia="Times New Roman" w:hAnsi="BRH Malayalam Extra" w:cs="BRH Malayalam Extra"/>
-                <w:color w:val="000000"/>
-                <w:sz w:val="40"/>
-                <w:szCs w:val="40"/>
-                <w:lang w:val="en-IN" w:eastAsia="en-IN" w:bidi="ml-IN"/>
+                <w:lang w:val="it-IT" w:eastAsia="en-IN" w:bidi="ml-IN"/>
+              </w:rPr>
+              <w:t>–</w:t>
+            </w:r>
+            <w:r>
+              <w:rPr>
+                <w:rFonts w:ascii="BRH Malayalam Extra" w:eastAsia="Times New Roman" w:hAnsi="BRH Malayalam Extra" w:cs="BRH Malayalam Extra"/>
+                <w:color w:val="000000"/>
+                <w:sz w:val="40"/>
+                <w:szCs w:val="40"/>
+                <w:lang w:val="it-IT" w:eastAsia="en-IN" w:bidi="ml-IN"/>
               </w:rPr>
               <w:t xml:space="preserve">sðZz©— | </w:t>
             </w:r>
@@ -450,16 +427,16 @@
                 <w:color w:val="000000"/>
                 <w:sz w:val="40"/>
                 <w:szCs w:val="40"/>
-                <w:lang w:val="en-IN" w:eastAsia="en-IN" w:bidi="ml-IN"/>
-              </w:rPr>
-            </w:pPr>
-            <w:r>
-              <w:rPr>
-                <w:rFonts w:ascii="BRH Malayalam Extra" w:eastAsia="Times New Roman" w:hAnsi="BRH Malayalam Extra" w:cs="BRH Malayalam Extra"/>
-                <w:color w:val="000000"/>
-                <w:sz w:val="40"/>
-                <w:szCs w:val="40"/>
-                <w:lang w:val="en-IN" w:eastAsia="en-IN" w:bidi="ml-IN"/>
+                <w:lang w:val="it-IT" w:eastAsia="en-IN" w:bidi="ml-IN"/>
+              </w:rPr>
+            </w:pPr>
+            <w:r>
+              <w:rPr>
+                <w:rFonts w:ascii="BRH Malayalam Extra" w:eastAsia="Times New Roman" w:hAnsi="BRH Malayalam Extra" w:cs="BRH Malayalam Extra"/>
+                <w:color w:val="000000"/>
+                <w:sz w:val="40"/>
+                <w:szCs w:val="40"/>
+                <w:lang w:val="it-IT" w:eastAsia="en-IN" w:bidi="ml-IN"/>
               </w:rPr>
               <w:t>pd</w:t>
             </w:r>
@@ -469,17 +446,17 @@
                 <w:color w:val="000000"/>
                 <w:sz w:val="32"/>
                 <w:szCs w:val="40"/>
-                <w:lang w:val="en-IN" w:eastAsia="en-IN" w:bidi="ml-IN"/>
-              </w:rPr>
-              <w:t>–</w:t>
-            </w:r>
-            <w:r>
-              <w:rPr>
-                <w:rFonts w:ascii="BRH Malayalam Extra" w:eastAsia="Times New Roman" w:hAnsi="BRH Malayalam Extra" w:cs="BRH Malayalam Extra"/>
-                <w:color w:val="000000"/>
-                <w:sz w:val="40"/>
-                <w:szCs w:val="40"/>
-                <w:lang w:val="en-IN" w:eastAsia="en-IN" w:bidi="ml-IN"/>
+                <w:lang w:val="it-IT" w:eastAsia="en-IN" w:bidi="ml-IN"/>
+              </w:rPr>
+              <w:t>–</w:t>
+            </w:r>
+            <w:r>
+              <w:rPr>
+                <w:rFonts w:ascii="BRH Malayalam Extra" w:eastAsia="Times New Roman" w:hAnsi="BRH Malayalam Extra" w:cs="BRH Malayalam Extra"/>
+                <w:color w:val="000000"/>
+                <w:sz w:val="40"/>
+                <w:szCs w:val="40"/>
+                <w:lang w:val="it-IT" w:eastAsia="en-IN" w:bidi="ml-IN"/>
               </w:rPr>
               <w:t>sðZz</w:t>
             </w:r>
@@ -489,17 +466,17 @@
                 <w:color w:val="000000"/>
                 <w:sz w:val="32"/>
                 <w:szCs w:val="40"/>
-                <w:lang w:val="en-IN" w:eastAsia="en-IN" w:bidi="ml-IN"/>
-              </w:rPr>
-              <w:t>–</w:t>
-            </w:r>
-            <w:r>
-              <w:rPr>
-                <w:rFonts w:ascii="BRH Malayalam Extra" w:eastAsia="Times New Roman" w:hAnsi="BRH Malayalam Extra" w:cs="BRH Malayalam Extra"/>
-                <w:color w:val="000000"/>
-                <w:sz w:val="40"/>
-                <w:szCs w:val="40"/>
-                <w:lang w:val="en-IN" w:eastAsia="en-IN" w:bidi="ml-IN"/>
+                <w:lang w:val="it-IT" w:eastAsia="en-IN" w:bidi="ml-IN"/>
+              </w:rPr>
+              <w:t>–</w:t>
+            </w:r>
+            <w:r>
+              <w:rPr>
+                <w:rFonts w:ascii="BRH Malayalam Extra" w:eastAsia="Times New Roman" w:hAnsi="BRH Malayalam Extra" w:cs="BRH Malayalam Extra"/>
+                <w:color w:val="000000"/>
+                <w:sz w:val="40"/>
+                <w:szCs w:val="40"/>
+                <w:lang w:val="it-IT" w:eastAsia="en-IN" w:bidi="ml-IN"/>
               </w:rPr>
               <w:t>dy</w:t>
             </w:r>
@@ -510,7 +487,7 @@
                 <w:sz w:val="40"/>
                 <w:szCs w:val="40"/>
                 <w:highlight w:val="yellow"/>
-                <w:lang w:val="en-IN" w:eastAsia="en-IN" w:bidi="ml-IN"/>
+                <w:lang w:val="it-IT" w:eastAsia="en-IN" w:bidi="ml-IN"/>
               </w:rPr>
               <w:t>Zy</w:t>
             </w:r>
@@ -520,7 +497,7 @@
                 <w:color w:val="000000"/>
                 <w:sz w:val="40"/>
                 <w:szCs w:val="40"/>
-                <w:lang w:val="en-IN" w:eastAsia="en-IN" w:bidi="ml-IN"/>
+                <w:lang w:val="it-IT" w:eastAsia="en-IN" w:bidi="ml-IN"/>
               </w:rPr>
               <w:t>— pd</w:t>
             </w:r>
@@ -530,17 +507,17 @@
                 <w:color w:val="000000"/>
                 <w:sz w:val="32"/>
                 <w:szCs w:val="40"/>
-                <w:lang w:val="en-IN" w:eastAsia="en-IN" w:bidi="ml-IN"/>
-              </w:rPr>
-              <w:t>–</w:t>
-            </w:r>
-            <w:r>
-              <w:rPr>
-                <w:rFonts w:ascii="BRH Malayalam Extra" w:eastAsia="Times New Roman" w:hAnsi="BRH Malayalam Extra" w:cs="BRH Malayalam Extra"/>
-                <w:color w:val="000000"/>
-                <w:sz w:val="40"/>
-                <w:szCs w:val="40"/>
-                <w:lang w:val="en-IN" w:eastAsia="en-IN" w:bidi="ml-IN"/>
+                <w:lang w:val="it-IT" w:eastAsia="en-IN" w:bidi="ml-IN"/>
+              </w:rPr>
+              <w:t>–</w:t>
+            </w:r>
+            <w:r>
+              <w:rPr>
+                <w:rFonts w:ascii="BRH Malayalam Extra" w:eastAsia="Times New Roman" w:hAnsi="BRH Malayalam Extra" w:cs="BRH Malayalam Extra"/>
+                <w:color w:val="000000"/>
+                <w:sz w:val="40"/>
+                <w:szCs w:val="40"/>
+                <w:lang w:val="it-IT" w:eastAsia="en-IN" w:bidi="ml-IN"/>
               </w:rPr>
               <w:t>sðZz©— ||</w:t>
             </w:r>
@@ -568,16 +545,16 @@
                 <w:color w:val="000000"/>
                 <w:sz w:val="40"/>
                 <w:szCs w:val="40"/>
-                <w:lang w:val="en-IN" w:eastAsia="en-IN" w:bidi="ml-IN"/>
-              </w:rPr>
-            </w:pPr>
-            <w:r>
-              <w:rPr>
-                <w:rFonts w:ascii="BRH Malayalam Extra" w:eastAsia="Times New Roman" w:hAnsi="BRH Malayalam Extra" w:cs="BRH Malayalam Extra"/>
-                <w:color w:val="000000"/>
-                <w:sz w:val="40"/>
-                <w:szCs w:val="40"/>
-                <w:lang w:val="en-IN" w:eastAsia="en-IN" w:bidi="ml-IN"/>
+                <w:lang w:val="it-IT" w:eastAsia="en-IN" w:bidi="ml-IN"/>
+              </w:rPr>
+            </w:pPr>
+            <w:r>
+              <w:rPr>
+                <w:rFonts w:ascii="BRH Malayalam Extra" w:eastAsia="Times New Roman" w:hAnsi="BRH Malayalam Extra" w:cs="BRH Malayalam Extra"/>
+                <w:color w:val="000000"/>
+                <w:sz w:val="40"/>
+                <w:szCs w:val="40"/>
+                <w:lang w:val="it-IT" w:eastAsia="en-IN" w:bidi="ml-IN"/>
               </w:rPr>
               <w:t>ix pd</w:t>
             </w:r>
@@ -587,17 +564,17 @@
                 <w:color w:val="000000"/>
                 <w:sz w:val="32"/>
                 <w:szCs w:val="40"/>
-                <w:lang w:val="en-IN" w:eastAsia="en-IN" w:bidi="ml-IN"/>
-              </w:rPr>
-              <w:t>–</w:t>
-            </w:r>
-            <w:r>
-              <w:rPr>
-                <w:rFonts w:ascii="BRH Malayalam Extra" w:eastAsia="Times New Roman" w:hAnsi="BRH Malayalam Extra" w:cs="BRH Malayalam Extra"/>
-                <w:color w:val="000000"/>
-                <w:sz w:val="40"/>
-                <w:szCs w:val="40"/>
-                <w:lang w:val="en-IN" w:eastAsia="en-IN" w:bidi="ml-IN"/>
+                <w:lang w:val="it-IT" w:eastAsia="en-IN" w:bidi="ml-IN"/>
+              </w:rPr>
+              <w:t>–</w:t>
+            </w:r>
+            <w:r>
+              <w:rPr>
+                <w:rFonts w:ascii="BRH Malayalam Extra" w:eastAsia="Times New Roman" w:hAnsi="BRH Malayalam Extra" w:cs="BRH Malayalam Extra"/>
+                <w:color w:val="000000"/>
+                <w:sz w:val="40"/>
+                <w:szCs w:val="40"/>
+                <w:lang w:val="it-IT" w:eastAsia="en-IN" w:bidi="ml-IN"/>
               </w:rPr>
               <w:t xml:space="preserve">sðZz©— | </w:t>
             </w:r>
@@ -614,16 +591,16 @@
                 <w:color w:val="000000"/>
                 <w:sz w:val="40"/>
                 <w:szCs w:val="40"/>
-                <w:lang w:val="en-IN" w:eastAsia="en-IN" w:bidi="ml-IN"/>
-              </w:rPr>
-            </w:pPr>
-            <w:r>
-              <w:rPr>
-                <w:rFonts w:ascii="BRH Malayalam Extra" w:eastAsia="Times New Roman" w:hAnsi="BRH Malayalam Extra" w:cs="BRH Malayalam Extra"/>
-                <w:color w:val="000000"/>
-                <w:sz w:val="40"/>
-                <w:szCs w:val="40"/>
-                <w:lang w:val="en-IN" w:eastAsia="en-IN" w:bidi="ml-IN"/>
+                <w:lang w:val="it-IT" w:eastAsia="en-IN" w:bidi="ml-IN"/>
+              </w:rPr>
+            </w:pPr>
+            <w:r>
+              <w:rPr>
+                <w:rFonts w:ascii="BRH Malayalam Extra" w:eastAsia="Times New Roman" w:hAnsi="BRH Malayalam Extra" w:cs="BRH Malayalam Extra"/>
+                <w:color w:val="000000"/>
+                <w:sz w:val="40"/>
+                <w:szCs w:val="40"/>
+                <w:lang w:val="it-IT" w:eastAsia="en-IN" w:bidi="ml-IN"/>
               </w:rPr>
               <w:t>pd</w:t>
             </w:r>
@@ -633,17 +610,17 @@
                 <w:color w:val="000000"/>
                 <w:sz w:val="32"/>
                 <w:szCs w:val="40"/>
-                <w:lang w:val="en-IN" w:eastAsia="en-IN" w:bidi="ml-IN"/>
-              </w:rPr>
-              <w:t>–</w:t>
-            </w:r>
-            <w:r>
-              <w:rPr>
-                <w:rFonts w:ascii="BRH Malayalam Extra" w:eastAsia="Times New Roman" w:hAnsi="BRH Malayalam Extra" w:cs="BRH Malayalam Extra"/>
-                <w:color w:val="000000"/>
-                <w:sz w:val="40"/>
-                <w:szCs w:val="40"/>
-                <w:lang w:val="en-IN" w:eastAsia="en-IN" w:bidi="ml-IN"/>
+                <w:lang w:val="it-IT" w:eastAsia="en-IN" w:bidi="ml-IN"/>
+              </w:rPr>
+              <w:t>–</w:t>
+            </w:r>
+            <w:r>
+              <w:rPr>
+                <w:rFonts w:ascii="BRH Malayalam Extra" w:eastAsia="Times New Roman" w:hAnsi="BRH Malayalam Extra" w:cs="BRH Malayalam Extra"/>
+                <w:color w:val="000000"/>
+                <w:sz w:val="40"/>
+                <w:szCs w:val="40"/>
+                <w:lang w:val="it-IT" w:eastAsia="en-IN" w:bidi="ml-IN"/>
               </w:rPr>
               <w:t>sðZz</w:t>
             </w:r>
@@ -653,17 +630,17 @@
                 <w:color w:val="000000"/>
                 <w:sz w:val="32"/>
                 <w:szCs w:val="40"/>
-                <w:lang w:val="en-IN" w:eastAsia="en-IN" w:bidi="ml-IN"/>
-              </w:rPr>
-              <w:t>–</w:t>
-            </w:r>
-            <w:r>
-              <w:rPr>
-                <w:rFonts w:ascii="BRH Malayalam Extra" w:eastAsia="Times New Roman" w:hAnsi="BRH Malayalam Extra" w:cs="BRH Malayalam Extra"/>
-                <w:color w:val="000000"/>
-                <w:sz w:val="40"/>
-                <w:szCs w:val="40"/>
-                <w:lang w:val="en-IN" w:eastAsia="en-IN" w:bidi="ml-IN"/>
+                <w:lang w:val="it-IT" w:eastAsia="en-IN" w:bidi="ml-IN"/>
+              </w:rPr>
+              <w:t>–</w:t>
+            </w:r>
+            <w:r>
+              <w:rPr>
+                <w:rFonts w:ascii="BRH Malayalam Extra" w:eastAsia="Times New Roman" w:hAnsi="BRH Malayalam Extra" w:cs="BRH Malayalam Extra"/>
+                <w:color w:val="000000"/>
+                <w:sz w:val="40"/>
+                <w:szCs w:val="40"/>
+                <w:lang w:val="it-IT" w:eastAsia="en-IN" w:bidi="ml-IN"/>
               </w:rPr>
               <w:t>dy</w:t>
             </w:r>
@@ -674,7 +651,7 @@
                 <w:sz w:val="40"/>
                 <w:szCs w:val="40"/>
                 <w:highlight w:val="green"/>
-                <w:lang w:val="en-IN" w:eastAsia="en-IN" w:bidi="ml-IN"/>
+                <w:lang w:val="it-IT" w:eastAsia="en-IN" w:bidi="ml-IN"/>
               </w:rPr>
               <w:t>Zy</w:t>
             </w:r>
@@ -684,17 +661,17 @@
                 <w:color w:val="000000"/>
                 <w:sz w:val="32"/>
                 <w:szCs w:val="40"/>
-                <w:lang w:val="en-IN" w:eastAsia="en-IN" w:bidi="ml-IN"/>
-              </w:rPr>
-              <w:t>–</w:t>
-            </w:r>
-            <w:r>
-              <w:rPr>
-                <w:rFonts w:ascii="BRH Malayalam Extra" w:eastAsia="Times New Roman" w:hAnsi="BRH Malayalam Extra" w:cs="BRH Malayalam Extra"/>
-                <w:color w:val="000000"/>
-                <w:sz w:val="40"/>
-                <w:szCs w:val="40"/>
-                <w:lang w:val="en-IN" w:eastAsia="en-IN" w:bidi="ml-IN"/>
+                <w:lang w:val="it-IT" w:eastAsia="en-IN" w:bidi="ml-IN"/>
+              </w:rPr>
+              <w:t>–</w:t>
+            </w:r>
+            <w:r>
+              <w:rPr>
+                <w:rFonts w:ascii="BRH Malayalam Extra" w:eastAsia="Times New Roman" w:hAnsi="BRH Malayalam Extra" w:cs="BRH Malayalam Extra"/>
+                <w:color w:val="000000"/>
+                <w:sz w:val="40"/>
+                <w:szCs w:val="40"/>
+                <w:lang w:val="it-IT" w:eastAsia="en-IN" w:bidi="ml-IN"/>
               </w:rPr>
               <w:t xml:space="preserve"> pd</w:t>
             </w:r>
@@ -704,17 +681,17 @@
                 <w:color w:val="000000"/>
                 <w:sz w:val="32"/>
                 <w:szCs w:val="40"/>
-                <w:lang w:val="en-IN" w:eastAsia="en-IN" w:bidi="ml-IN"/>
-              </w:rPr>
-              <w:t>–</w:t>
-            </w:r>
-            <w:r>
-              <w:rPr>
-                <w:rFonts w:ascii="BRH Malayalam Extra" w:eastAsia="Times New Roman" w:hAnsi="BRH Malayalam Extra" w:cs="BRH Malayalam Extra"/>
-                <w:color w:val="000000"/>
-                <w:sz w:val="40"/>
-                <w:szCs w:val="40"/>
-                <w:lang w:val="en-IN" w:eastAsia="en-IN" w:bidi="ml-IN"/>
+                <w:lang w:val="it-IT" w:eastAsia="en-IN" w:bidi="ml-IN"/>
+              </w:rPr>
+              <w:t>–</w:t>
+            </w:r>
+            <w:r>
+              <w:rPr>
+                <w:rFonts w:ascii="BRH Malayalam Extra" w:eastAsia="Times New Roman" w:hAnsi="BRH Malayalam Extra" w:cs="BRH Malayalam Extra"/>
+                <w:color w:val="000000"/>
+                <w:sz w:val="40"/>
+                <w:szCs w:val="40"/>
+                <w:lang w:val="it-IT" w:eastAsia="en-IN" w:bidi="ml-IN"/>
               </w:rPr>
               <w:t>sðZz©— ||</w:t>
             </w:r>
@@ -2252,96 +2229,6 @@
           </w:p>
         </w:tc>
       </w:tr>
-      <w:tr>
-        <w:trPr>
-          <w:trHeight w:val="962"/>
-        </w:trPr>
-        <w:tc>
-          <w:tcPr>
-            <w:tcW w:w="3999" w:type="dxa"/>
-            <w:gridSpan w:val="2"/>
-            <w:tcBorders>
-              <w:top w:val="single" w:sz="4" w:space="0" w:color="000000"/>
-              <w:left w:val="single" w:sz="4" w:space="0" w:color="000000"/>
-              <w:bottom w:val="single" w:sz="4" w:space="0" w:color="000000"/>
-              <w:right w:val="single" w:sz="4" w:space="0" w:color="000000"/>
-            </w:tcBorders>
-          </w:tcPr>
-          <w:p>
-            <w:pPr>
-              <w:widowControl w:val="0"/>
-              <w:tabs>
-                <w:tab w:val="left" w:pos="993"/>
-              </w:tabs>
-              <w:autoSpaceDE w:val="0"/>
-              <w:autoSpaceDN w:val="0"/>
-              <w:adjustRightInd w:val="0"/>
-              <w:spacing w:before="0" w:line="252" w:lineRule="auto"/>
-              <w:ind w:right="297"/>
-              <w:rPr>
-                <w:rFonts w:cs="Arial"/>
-                <w:b/>
-                <w:sz w:val="28"/>
-                <w:szCs w:val="32"/>
-              </w:rPr>
-            </w:pPr>
-          </w:p>
-        </w:tc>
-        <w:tc>
-          <w:tcPr>
-            <w:tcW w:w="5103" w:type="dxa"/>
-            <w:tcBorders>
-              <w:top w:val="single" w:sz="4" w:space="0" w:color="000000"/>
-              <w:left w:val="single" w:sz="4" w:space="0" w:color="000000"/>
-              <w:bottom w:val="single" w:sz="4" w:space="0" w:color="000000"/>
-              <w:right w:val="single" w:sz="4" w:space="0" w:color="000000"/>
-            </w:tcBorders>
-          </w:tcPr>
-          <w:p>
-            <w:pPr>
-              <w:widowControl w:val="0"/>
-              <w:autoSpaceDE w:val="0"/>
-              <w:autoSpaceDN w:val="0"/>
-              <w:adjustRightInd w:val="0"/>
-              <w:spacing w:before="0" w:line="240" w:lineRule="auto"/>
-              <w:rPr>
-                <w:rFonts w:ascii="BRH Malayalam Extra" w:eastAsia="Times New Roman" w:hAnsi="BRH Malayalam Extra" w:cs="BRH Malayalam Extra"/>
-                <w:color w:val="000000"/>
-                <w:sz w:val="40"/>
-                <w:szCs w:val="40"/>
-                <w:lang w:val="en-IN" w:eastAsia="en-IN" w:bidi="ml-IN"/>
-              </w:rPr>
-            </w:pPr>
-          </w:p>
-        </w:tc>
-        <w:tc>
-          <w:tcPr>
-            <w:tcW w:w="5386" w:type="dxa"/>
-            <w:tcBorders>
-              <w:top w:val="single" w:sz="4" w:space="0" w:color="000000"/>
-              <w:left w:val="single" w:sz="4" w:space="0" w:color="000000"/>
-              <w:bottom w:val="single" w:sz="4" w:space="0" w:color="000000"/>
-              <w:right w:val="single" w:sz="4" w:space="0" w:color="000000"/>
-            </w:tcBorders>
-          </w:tcPr>
-          <w:p>
-            <w:pPr>
-              <w:widowControl w:val="0"/>
-              <w:autoSpaceDE w:val="0"/>
-              <w:autoSpaceDN w:val="0"/>
-              <w:adjustRightInd w:val="0"/>
-              <w:spacing w:before="0" w:line="240" w:lineRule="auto"/>
-              <w:rPr>
-                <w:rFonts w:ascii="BRH Malayalam Extra" w:eastAsia="Times New Roman" w:hAnsi="BRH Malayalam Extra" w:cs="BRH Malayalam Extra"/>
-                <w:color w:val="000000"/>
-                <w:sz w:val="40"/>
-                <w:szCs w:val="40"/>
-                <w:lang w:val="en-IN" w:eastAsia="en-IN" w:bidi="ml-IN"/>
-              </w:rPr>
-            </w:pPr>
-          </w:p>
-        </w:tc>
-      </w:tr>
     </w:tbl>
     <w:p>
       <w:pPr>
@@ -2354,10 +2241,7 @@
           <w:u w:val="single"/>
         </w:rPr>
       </w:pPr>
-    </w:p>
-    <w:p>
-      <w:pPr>
-        <w:jc w:val="center"/>
+      <w:r>
         <w:rPr>
           <w:b/>
           <w:bCs/>
@@ -2365,31 +2249,8 @@
           <w:szCs w:val="32"/>
           <w:u w:val="single"/>
         </w:rPr>
-      </w:pPr>
-    </w:p>
-    <w:p>
-      <w:pPr>
-        <w:jc w:val="center"/>
-        <w:rPr>
-          <w:b/>
-          <w:bCs/>
-          <w:sz w:val="32"/>
-          <w:szCs w:val="32"/>
-          <w:u w:val="single"/>
-        </w:rPr>
-      </w:pPr>
-    </w:p>
-    <w:p>
-      <w:pPr>
-        <w:jc w:val="center"/>
-        <w:rPr>
-          <w:b/>
-          <w:bCs/>
-          <w:sz w:val="32"/>
-          <w:szCs w:val="32"/>
-          <w:u w:val="single"/>
-        </w:rPr>
-      </w:pPr>
+        <w:t>=========</w:t>
+      </w:r>
     </w:p>
     <w:p>
       <w:pPr>
@@ -2410,6 +2271,7 @@
           <w:szCs w:val="32"/>
           <w:u w:val="single"/>
         </w:rPr>
+        <w:lastRenderedPageBreak/>
         <w:t xml:space="preserve">TS </w:t>
       </w:r>
       <w:r>
@@ -3768,7 +3630,6 @@
               </w:rPr>
               <w:t>¥²</w:t>
             </w:r>
-            <w:proofErr w:type="gramStart"/>
             <w:r>
               <w:rPr>
                 <w:rFonts w:ascii="BRH Malayalam Extra" w:eastAsia="Times New Roman" w:hAnsi="BRH Malayalam Extra" w:cs="BRH Malayalam Extra"/>
@@ -3798,18 +3659,7 @@
                 <w:szCs w:val="40"/>
                 <w:lang w:val="en-IN" w:eastAsia="en-IN" w:bidi="ml-IN"/>
               </w:rPr>
-              <w:t xml:space="preserve"> CZõ</w:t>
-            </w:r>
-            <w:proofErr w:type="gramEnd"/>
-            <w:r>
-              <w:rPr>
-                <w:rFonts w:ascii="BRH Malayalam Extra" w:eastAsia="Times New Roman" w:hAnsi="BRH Malayalam Extra" w:cs="BRH Malayalam Extra"/>
-                <w:color w:val="000000"/>
-                <w:sz w:val="40"/>
-                <w:szCs w:val="40"/>
-                <w:lang w:val="en-IN" w:eastAsia="en-IN" w:bidi="ml-IN"/>
-              </w:rPr>
-              <w:t>—¥² ||</w:t>
+              <w:t xml:space="preserve"> CZõ—¥² ||</w:t>
             </w:r>
           </w:p>
         </w:tc>
@@ -3869,7 +3719,6 @@
               </w:rPr>
               <w:t>²</w:t>
             </w:r>
-            <w:proofErr w:type="gramStart"/>
             <w:r>
               <w:rPr>
                 <w:rFonts w:ascii="BRH Malayalam Extra" w:eastAsia="Times New Roman" w:hAnsi="BRH Malayalam Extra" w:cs="BRH Malayalam Extra"/>
@@ -3899,18 +3748,7 @@
                 <w:szCs w:val="40"/>
                 <w:lang w:val="en-IN" w:eastAsia="en-IN" w:bidi="ml-IN"/>
               </w:rPr>
-              <w:t xml:space="preserve"> CZõ</w:t>
-            </w:r>
-            <w:proofErr w:type="gramEnd"/>
-            <w:r>
-              <w:rPr>
-                <w:rFonts w:ascii="BRH Malayalam Extra" w:eastAsia="Times New Roman" w:hAnsi="BRH Malayalam Extra" w:cs="BRH Malayalam Extra"/>
-                <w:color w:val="000000"/>
-                <w:sz w:val="40"/>
-                <w:szCs w:val="40"/>
-                <w:lang w:val="en-IN" w:eastAsia="en-IN" w:bidi="ml-IN"/>
-              </w:rPr>
-              <w:t>—¥² ||</w:t>
+              <w:t xml:space="preserve"> CZõ—¥² ||</w:t>
             </w:r>
           </w:p>
         </w:tc>
@@ -4312,7 +4150,6 @@
                 <w:sz w:val="28"/>
                 <w:szCs w:val="32"/>
               </w:rPr>
-              <w:lastRenderedPageBreak/>
               <w:t>T.S.4.1.</w:t>
             </w:r>
             <w:r>
@@ -4742,6 +4579,7 @@
           <w:szCs w:val="32"/>
           <w:u w:val="single"/>
         </w:rPr>
+        <w:lastRenderedPageBreak/>
         <w:t xml:space="preserve">TS Krama Paatam – TS 4.1 Malayalam Corrections – Observed till </w:t>
       </w:r>
       <w:r>
@@ -6048,7 +5886,6 @@
                 <w:sz w:val="28"/>
                 <w:szCs w:val="32"/>
               </w:rPr>
-              <w:lastRenderedPageBreak/>
               <w:t>Panchaati No</w:t>
             </w:r>
             <w:r>
@@ -6103,7 +5940,6 @@
                 <w:szCs w:val="40"/>
                 <w:lang w:val="en-IN" w:eastAsia="en-IN" w:bidi="ml-IN"/>
               </w:rPr>
-              <w:lastRenderedPageBreak/>
               <w:t>D</w:t>
             </w:r>
             <w:r>
@@ -6952,6 +6788,7 @@
                 <w:sz w:val="28"/>
                 <w:szCs w:val="32"/>
               </w:rPr>
+              <w:lastRenderedPageBreak/>
               <w:t>T.S.4.1.8.5 – Kramam</w:t>
             </w:r>
           </w:p>
@@ -8399,7 +8236,6 @@
                 <w:szCs w:val="40"/>
                 <w:lang w:val="en-IN" w:eastAsia="en-IN" w:bidi="ml-IN"/>
               </w:rPr>
-              <w:lastRenderedPageBreak/>
               <w:t>s</w:t>
             </w:r>
             <w:r>
@@ -8530,7 +8366,6 @@
                 <w:szCs w:val="40"/>
                 <w:lang w:val="en-IN" w:eastAsia="en-IN" w:bidi="ml-IN"/>
               </w:rPr>
-              <w:lastRenderedPageBreak/>
               <w:t>s</w:t>
             </w:r>
             <w:r>
@@ -8659,7 +8494,6 @@
                 <w:szCs w:val="40"/>
                 <w:lang w:val="en-IN" w:eastAsia="en-IN" w:bidi="ml-IN"/>
               </w:rPr>
-              <w:lastRenderedPageBreak/>
               <w:t>s</w:t>
             </w:r>
             <w:r>
@@ -8789,7 +8623,6 @@
                 <w:sz w:val="28"/>
                 <w:szCs w:val="32"/>
               </w:rPr>
-              <w:lastRenderedPageBreak/>
               <w:t>T.S.4.1.11.3 – Kramam</w:t>
             </w:r>
           </w:p>
@@ -9043,16 +8876,7 @@
           <w:bCs/>
           <w:sz w:val="32"/>
         </w:rPr>
-        <w:t xml:space="preserve">replaced </w:t>
-      </w:r>
-      <w:proofErr w:type="gramStart"/>
-      <w:r>
-        <w:rPr>
-          <w:b/>
-          <w:bCs/>
-          <w:sz w:val="32"/>
-        </w:rPr>
-        <w:t>with</w:t>
+        <w:t>replaced with</w:t>
       </w:r>
       <w:r>
         <w:rPr>
@@ -9074,7 +8898,6 @@
         </w:rPr>
         <w:t>"</w:t>
       </w:r>
-      <w:proofErr w:type="gramEnd"/>
       <w:r>
         <w:rPr>
           <w:rFonts w:ascii="BRH Malayalam" w:hAnsi="BRH Malayalam" w:cs="BRH Malayalam"/>
@@ -9086,7 +8909,6 @@
         </w:rPr>
         <w:t>q§T</w:t>
       </w:r>
-      <w:proofErr w:type="gramStart"/>
       <w:r>
         <w:rPr>
           <w:rFonts w:ascii="BRH Malayalam" w:hAnsi="BRH Malayalam" w:cs="BRH Malayalam"/>
@@ -9103,16 +8925,7 @@
           <w:bCs/>
           <w:sz w:val="32"/>
         </w:rPr>
-        <w:t>wherever</w:t>
-      </w:r>
-      <w:proofErr w:type="gramEnd"/>
-      <w:r>
-        <w:rPr>
-          <w:b/>
-          <w:bCs/>
-          <w:sz w:val="32"/>
-        </w:rPr>
-        <w:t xml:space="preserve"> applicable</w:t>
+        <w:t>wherever applicable</w:t>
       </w:r>
     </w:p>
     <w:p>
@@ -9168,6 +8981,7 @@
           <w:szCs w:val="32"/>
           <w:u w:val="single"/>
         </w:rPr>
+        <w:lastRenderedPageBreak/>
         <w:t xml:space="preserve">TS </w:t>
       </w:r>
       <w:r>
@@ -10045,7 +9859,6 @@
           <w:b/>
           <w:sz w:val="36"/>
         </w:rPr>
-        <w:lastRenderedPageBreak/>
         <w:t>========================</w:t>
       </w:r>
     </w:p>
